--- a/pr-preview/pr-195/chapters/paper-organization-tracked-changes.docx
+++ b/pr-preview/pr-195/chapters/paper-organization-tracked-changes.docx
@@ -26,7 +26,7 @@
       </w:pPr>
       <w:ins w:id="2" w:author="PR Preview" w:date="2026-01-01T00:00:00Z">
         <w:r>
-          <w:t xml:space="preserve">Last modified: 2026-10-14 01:37:07 (PDT)</w:t>
+          <w:t xml:space="preserve">Last modified: 2026-10-14 01:46:34 (PDT)</w:t>
         </w:r>
       </w:ins>
     </w:p>

--- a/pr-preview/pr-195/chapters/paper-organization-tracked-changes.docx
+++ b/pr-preview/pr-195/chapters/paper-organization-tracked-changes.docx
@@ -16,7 +16,7 @@
       </w:pPr>
       <w:del w:id="1" w:author="PR Preview" w:date="2026-01-01T00:00:00Z">
         <w:r>
-          <w:delText xml:space="preserve">Last modified: 2026-10-13 21:04:16 (PDT)</w:delText>
+          <w:delText xml:space="preserve">Last modified: 2026-10-16 10:23:00 (PDT)</w:delText>
         </w:r>
       </w:del>
     </w:p>
@@ -26,7 +26,7 @@
       </w:pPr>
       <w:ins w:id="2" w:author="PR Preview" w:date="2026-01-01T00:00:00Z">
         <w:r>
-          <w:t xml:space="preserve">Last modified: 2026-10-14 01:46:34 (PDT)</w:t>
+          <w:t xml:space="preserve">Last modified: 2026-10-16 10:25:17 (PDT)</w:t>
         </w:r>
       </w:ins>
     </w:p>
@@ -56,13 +56,13 @@
         <w:t xml:space="preserve">from your research question through your methods to your results and conclusions.</w:t>
       </w:r>
     </w:p>
-    <w:bookmarkStart w:id="9" w:name="standard-paper-structure"/>
+    <w:bookmarkStart w:id="9" w:name="write-to-clarify-your-thinking"/>
     <w:p>
       <w:pPr>
         <w:pStyle w:val="Heading2"/>
       </w:pPr>
       <w:r>
-        <w:t xml:space="preserve">1 Standard paper structure</w:t>
+        <w:t xml:space="preserve">1 Write to clarify your thinking</w:t>
       </w:r>
     </w:p>
     <w:p>
@@ -70,7 +70,19 @@
         <w:pStyle w:val="FirstParagraph"/>
       </w:pPr>
       <w:r>
-        <w:t xml:space="preserve">Most scientific papers follow the IMRaD structure:</w:t>
+        <w:t xml:space="preserve">Write down a question or an idea as soon as you have it,</w:t>
+      </w:r>
+      <w:r>
+        <w:t xml:space="preserve"> </w:t>
+      </w:r>
+      <w:r>
+        <w:t xml:space="preserve">before you search for an answer.</w:t>
+      </w:r>
+      <w:r>
+        <w:t xml:space="preserve"> </w:t>
+      </w:r>
+      <w:r>
+        <w:t xml:space="preserve">Writing it down helps you in these ways:</w:t>
       </w:r>
     </w:p>
     <w:p>
@@ -82,14 +94,7 @@
         </w:numPr>
       </w:pPr>
       <w:r>
-        <w:rPr>
-          <w:b/>
-          <w:bCs/>
-        </w:rPr>
-        <w:t xml:space="preserve">Introduction</w:t>
-      </w:r>
-      <w:r>
-        <w:t xml:space="preserve">: Present the research question and background</w:t>
+        <w:t xml:space="preserve">You see what you need to know.</w:t>
       </w:r>
     </w:p>
     <w:p>
@@ -101,14 +106,7 @@
         </w:numPr>
       </w:pPr>
       <w:r>
-        <w:rPr>
-          <w:b/>
-          <w:bCs/>
-        </w:rPr>
-        <w:t xml:space="preserve">Methods</w:t>
-      </w:r>
-      <w:r>
-        <w:t xml:space="preserve">: Describe how the study was conducted</w:t>
+        <w:t xml:space="preserve">You state the problem more precisely.</w:t>
       </w:r>
     </w:p>
     <w:p>
@@ -120,33 +118,7 @@
         </w:numPr>
       </w:pPr>
       <w:r>
-        <w:rPr>
-          <w:b/>
-          <w:bCs/>
-        </w:rPr>
-        <w:t xml:space="preserve">Results</w:t>
-      </w:r>
-      <w:r>
-        <w:t xml:space="preserve">: Present the findings</w:t>
-      </w:r>
-    </w:p>
-    <w:p>
-      <w:pPr>
-        <w:pStyle w:val="Compact"/>
-        <w:numPr>
-          <w:ilvl w:val="0"/>
-          <w:numId w:val="1001"/>
-        </w:numPr>
-      </w:pPr>
-      <w:r>
-        <w:rPr>
-          <w:b/>
-          <w:bCs/>
-        </w:rPr>
-        <w:t xml:space="preserve">Discussion</w:t>
-      </w:r>
-      <w:r>
-        <w:t xml:space="preserve">: Interpret the findings and their implications</w:t>
+        <w:t xml:space="preserve">You often answer the question yourself while writing it.</w:t>
       </w:r>
     </w:p>
     <w:p>
@@ -154,17 +126,32 @@
         <w:pStyle w:val="FirstParagraph"/>
       </w:pPr>
       <w:r>
-        <w:t xml:space="preserve">Some papers combine Results and Discussion into a single section.</w:t>
+        <w:t xml:space="preserve">The computer scientist Leslie Lamport argues that a person</w:t>
+      </w:r>
+      <w:r>
+        <w:t xml:space="preserve"> </w:t>
+      </w:r>
+      <w:r>
+        <w:t xml:space="preserve">who thinks without writing only thinks that they are thinking</w:t>
+      </w:r>
+      <w:r>
+        <w:t xml:space="preserve"> </w:t>
+      </w:r>
+      <w:r>
+        <w:t xml:space="preserve">(Lamport 2019)</w:t>
+      </w:r>
+      <w:r>
+        <w:t xml:space="preserve">.</w:t>
       </w:r>
     </w:p>
     <w:bookmarkEnd w:id="9"/>
-    <w:bookmarkStart w:id="16" w:name="organizing-the-results-section"/>
+    <w:bookmarkStart w:id="10" w:name="standard-paper-structure"/>
     <w:p>
       <w:pPr>
         <w:pStyle w:val="Heading2"/>
       </w:pPr>
       <w:r>
-        <w:t xml:space="preserve">2 Organizing the Results section</w:t>
+        <w:t xml:space="preserve">2 Standard paper structure</w:t>
       </w:r>
     </w:p>
     <w:p>
@@ -172,42 +159,7 @@
         <w:pStyle w:val="FirstParagraph"/>
       </w:pPr>
       <w:r>
-        <w:t xml:space="preserve">The Results section presents your findings clearly and logically.</w:t>
-      </w:r>
-      <w:r>
-        <w:t xml:space="preserve"> </w:t>
-      </w:r>
-      <w:r>
-        <w:t xml:space="preserve">How you organize this section depends on your research design</w:t>
-      </w:r>
-      <w:r>
-        <w:t xml:space="preserve"> </w:t>
-      </w:r>
-      <w:r>
-        <w:t xml:space="preserve">and the complexity of your analyses.</w:t>
-      </w:r>
-    </w:p>
-    <w:bookmarkStart w:id="10" w:name="single-outcome-studies"/>
-    <w:p>
-      <w:pPr>
-        <w:pStyle w:val="Heading3"/>
-      </w:pPr>
-      <w:r>
-        <w:t xml:space="preserve">2.1 Single outcome studies</w:t>
-      </w:r>
-    </w:p>
-    <w:p>
-      <w:pPr>
-        <w:pStyle w:val="FirstParagraph"/>
-      </w:pPr>
-      <w:r>
-        <w:t xml:space="preserve">When analyzing a single primary outcome,</w:t>
-      </w:r>
-      <w:r>
-        <w:t xml:space="preserve"> </w:t>
-      </w:r>
-      <w:r>
-        <w:t xml:space="preserve">organize results by:</w:t>
+        <w:t xml:space="preserve">Most scientific papers follow the IMRaD structure:</w:t>
       </w:r>
     </w:p>
     <w:p>
@@ -219,7 +171,14 @@
         </w:numPr>
       </w:pPr>
       <w:r>
-        <w:t xml:space="preserve">Descriptive statistics first</w:t>
+        <w:rPr>
+          <w:b/>
+          <w:bCs/>
+        </w:rPr>
+        <w:t xml:space="preserve">Introduction</w:t>
+      </w:r>
+      <w:r>
+        <w:t xml:space="preserve">: Present the research question and background</w:t>
       </w:r>
     </w:p>
     <w:p>
@@ -231,7 +190,14 @@
         </w:numPr>
       </w:pPr>
       <w:r>
-        <w:t xml:space="preserve">Main analysis results</w:t>
+        <w:rPr>
+          <w:b/>
+          <w:bCs/>
+        </w:rPr>
+        <w:t xml:space="preserve">Methods</w:t>
+      </w:r>
+      <w:r>
+        <w:t xml:space="preserve">: Describe how the study was conducted</w:t>
       </w:r>
     </w:p>
     <w:p>
@@ -243,62 +209,33 @@
         </w:numPr>
       </w:pPr>
       <w:r>
-        <w:t xml:space="preserve">Sensitivity analyses or subgroup analyses</w:t>
-      </w:r>
-    </w:p>
-    <w:bookmarkEnd w:id="10"/>
-    <w:bookmarkStart w:id="15" w:name="multiple-outcomes-analyzed-separately"/>
-    <w:p>
-      <w:pPr>
-        <w:pStyle w:val="Heading3"/>
-      </w:pPr>
-      <w:r>
-        <w:t xml:space="preserve">2.2 Multiple outcomes analyzed separately</w:t>
-      </w:r>
-    </w:p>
-    <w:p>
-      <w:pPr>
-        <w:pStyle w:val="FirstParagraph"/>
-      </w:pPr>
-      <w:r>
-        <w:t xml:space="preserve">When analyzing multiple outcomes separately,</w:t>
-      </w:r>
-      <w:r>
-        <w:t xml:space="preserve"> </w:t>
-      </w:r>
-      <w:r>
         <w:rPr>
           <w:b/>
           <w:bCs/>
         </w:rPr>
-        <w:t xml:space="preserve">group your results section by outcome</w:t>
-      </w:r>
-      <w:r>
-        <w:t xml:space="preserve"> </w:t>
-      </w:r>
-      <w:r>
-        <w:t xml:space="preserve">rather than by analysis type.</w:t>
-      </w:r>
-      <w:r>
-        <w:t xml:space="preserve"> </w:t>
-      </w:r>
-      <w:r>
-        <w:t xml:space="preserve">This organization improves clarity and readability</w:t>
-      </w:r>
-      <w:r>
-        <w:t xml:space="preserve"> </w:t>
-      </w:r>
-      <w:r>
-        <w:t xml:space="preserve">by keeping all information about each outcome together.</w:t>
-      </w:r>
-    </w:p>
-    <w:bookmarkStart w:id="11" w:name="why-group-by-outcome"/>
-    <w:p>
-      <w:pPr>
-        <w:pStyle w:val="Heading4"/>
-      </w:pPr>
-      <w:r>
-        <w:t xml:space="preserve">Why group by outcome</w:t>
+        <w:t xml:space="preserve">Results</w:t>
+      </w:r>
+      <w:r>
+        <w:t xml:space="preserve">: Present the findings</w:t>
+      </w:r>
+    </w:p>
+    <w:p>
+      <w:pPr>
+        <w:pStyle w:val="Compact"/>
+        <w:numPr>
+          <w:ilvl w:val="0"/>
+          <w:numId w:val="1002"/>
+        </w:numPr>
+      </w:pPr>
+      <w:r>
+        <w:rPr>
+          <w:b/>
+          <w:bCs/>
+        </w:rPr>
+        <w:t xml:space="preserve">Discussion</w:t>
+      </w:r>
+      <w:r>
+        <w:t xml:space="preserve">: Interpret the findings and their implications</w:t>
       </w:r>
     </w:p>
     <w:p>
@@ -306,7 +243,60 @@
         <w:pStyle w:val="FirstParagraph"/>
       </w:pPr>
       <w:r>
-        <w:t xml:space="preserve">Grouping by outcome helps readers:</w:t>
+        <w:t xml:space="preserve">Some papers combine Results and Discussion into a single section.</w:t>
+      </w:r>
+    </w:p>
+    <w:bookmarkEnd w:id="10"/>
+    <w:bookmarkStart w:id="17" w:name="organizing-the-results-section"/>
+    <w:p>
+      <w:pPr>
+        <w:pStyle w:val="Heading2"/>
+      </w:pPr>
+      <w:r>
+        <w:t xml:space="preserve">3 Organizing the Results section</w:t>
+      </w:r>
+    </w:p>
+    <w:p>
+      <w:pPr>
+        <w:pStyle w:val="FirstParagraph"/>
+      </w:pPr>
+      <w:r>
+        <w:t xml:space="preserve">The Results section presents your findings clearly and logically.</w:t>
+      </w:r>
+      <w:r>
+        <w:t xml:space="preserve"> </w:t>
+      </w:r>
+      <w:r>
+        <w:t xml:space="preserve">How you organize this section depends on your research design</w:t>
+      </w:r>
+      <w:r>
+        <w:t xml:space="preserve"> </w:t>
+      </w:r>
+      <w:r>
+        <w:t xml:space="preserve">and the complexity of your analyses.</w:t>
+      </w:r>
+    </w:p>
+    <w:bookmarkStart w:id="11" w:name="single-outcome-studies"/>
+    <w:p>
+      <w:pPr>
+        <w:pStyle w:val="Heading3"/>
+      </w:pPr>
+      <w:r>
+        <w:t xml:space="preserve">3.1 Single outcome studies</w:t>
+      </w:r>
+    </w:p>
+    <w:p>
+      <w:pPr>
+        <w:pStyle w:val="FirstParagraph"/>
+      </w:pPr>
+      <w:r>
+        <w:t xml:space="preserve">When analyzing a single primary outcome,</w:t>
+      </w:r>
+      <w:r>
+        <w:t xml:space="preserve"> </w:t>
+      </w:r>
+      <w:r>
+        <w:t xml:space="preserve">organize results by:</w:t>
       </w:r>
     </w:p>
     <w:p>
@@ -318,7 +308,7 @@
         </w:numPr>
       </w:pPr>
       <w:r>
-        <w:t xml:space="preserve">Follow the story of each outcome from descriptive statistics through final results</w:t>
+        <w:t xml:space="preserve">Descriptive statistics first</w:t>
       </w:r>
     </w:p>
     <w:p>
@@ -330,7 +320,7 @@
         </w:numPr>
       </w:pPr>
       <w:r>
-        <w:t xml:space="preserve">Compare findings across outcomes more easily</w:t>
+        <w:t xml:space="preserve">Main analysis results</w:t>
       </w:r>
     </w:p>
     <w:p>
@@ -342,29 +332,62 @@
         </w:numPr>
       </w:pPr>
       <w:r>
-        <w:t xml:space="preserve">Understand the complete picture for each outcome before moving to the next</w:t>
-      </w:r>
-    </w:p>
-    <w:p>
-      <w:pPr>
-        <w:pStyle w:val="Compact"/>
-        <w:numPr>
-          <w:ilvl w:val="0"/>
-          <w:numId w:val="1003"/>
-        </w:numPr>
-      </w:pPr>
-      <w:r>
-        <w:t xml:space="preserve">Navigate directly to outcomes of interest</w:t>
+        <w:t xml:space="preserve">Sensitivity analyses or subgroup analyses</w:t>
       </w:r>
     </w:p>
     <w:bookmarkEnd w:id="11"/>
-    <w:bookmarkStart w:id="12" w:name="how-to-organize-by-outcome"/>
+    <w:bookmarkStart w:id="16" w:name="multiple-outcomes-analyzed-separately"/>
+    <w:p>
+      <w:pPr>
+        <w:pStyle w:val="Heading3"/>
+      </w:pPr>
+      <w:r>
+        <w:t xml:space="preserve">3.2 Multiple outcomes analyzed separately</w:t>
+      </w:r>
+    </w:p>
+    <w:p>
+      <w:pPr>
+        <w:pStyle w:val="FirstParagraph"/>
+      </w:pPr>
+      <w:r>
+        <w:t xml:space="preserve">When analyzing multiple outcomes separately,</w:t>
+      </w:r>
+      <w:r>
+        <w:t xml:space="preserve"> </w:t>
+      </w:r>
+      <w:r>
+        <w:rPr>
+          <w:b/>
+          <w:bCs/>
+        </w:rPr>
+        <w:t xml:space="preserve">group your results section by outcome</w:t>
+      </w:r>
+      <w:r>
+        <w:t xml:space="preserve"> </w:t>
+      </w:r>
+      <w:r>
+        <w:t xml:space="preserve">rather than by analysis type.</w:t>
+      </w:r>
+      <w:r>
+        <w:t xml:space="preserve"> </w:t>
+      </w:r>
+      <w:r>
+        <w:t xml:space="preserve">This organization improves clarity and readability</w:t>
+      </w:r>
+      <w:r>
+        <w:t xml:space="preserve"> </w:t>
+      </w:r>
+      <w:r>
+        <w:t xml:space="preserve">by keeping all information about each outcome together.</w:t>
+      </w:r>
+    </w:p>
+    <w:bookmarkStart w:id="12" w:name="why-group-by-outcome"/>
     <w:p>
       <w:pPr>
         <w:pStyle w:val="Heading4"/>
       </w:pPr>
       <w:r>
-        <w:t xml:space="preserve">How to organize by outcome</w:t>
+        <w:t xml:space="preserve">Why group by outcome</w:t>
       </w:r>
     </w:p>
     <w:p>
@@ -372,13 +395,7 @@
         <w:pStyle w:val="FirstParagraph"/>
       </w:pPr>
       <w:r>
-        <w:t xml:space="preserve">For each outcome,</w:t>
-      </w:r>
-      <w:r>
-        <w:t xml:space="preserve"> </w:t>
-      </w:r>
-      <w:r>
-        <w:t xml:space="preserve">present:</w:t>
+        <w:t xml:space="preserve">Grouping by outcome helps readers:</w:t>
       </w:r>
     </w:p>
     <w:p>
@@ -390,7 +407,7 @@
         </w:numPr>
       </w:pPr>
       <w:r>
-        <w:t xml:space="preserve">Descriptive statistics</w:t>
+        <w:t xml:space="preserve">Follow the story of each outcome from descriptive statistics through final results</w:t>
       </w:r>
     </w:p>
     <w:p>
@@ -402,7 +419,7 @@
         </w:numPr>
       </w:pPr>
       <w:r>
-        <w:t xml:space="preserve">Main analysis results</w:t>
+        <w:t xml:space="preserve">Compare findings across outcomes more easily</w:t>
       </w:r>
     </w:p>
     <w:p>
@@ -414,7 +431,7 @@
         </w:numPr>
       </w:pPr>
       <w:r>
-        <w:t xml:space="preserve">Sensitivity analyses</w:t>
+        <w:t xml:space="preserve">Understand the complete picture for each outcome before moving to the next</w:t>
       </w:r>
     </w:p>
     <w:p>
@@ -426,6 +443,78 @@
         </w:numPr>
       </w:pPr>
       <w:r>
+        <w:t xml:space="preserve">Navigate directly to outcomes of interest</w:t>
+      </w:r>
+    </w:p>
+    <w:bookmarkEnd w:id="12"/>
+    <w:bookmarkStart w:id="13" w:name="how-to-organize-by-outcome"/>
+    <w:p>
+      <w:pPr>
+        <w:pStyle w:val="Heading4"/>
+      </w:pPr>
+      <w:r>
+        <w:t xml:space="preserve">How to organize by outcome</w:t>
+      </w:r>
+    </w:p>
+    <w:p>
+      <w:pPr>
+        <w:pStyle w:val="FirstParagraph"/>
+      </w:pPr>
+      <w:r>
+        <w:t xml:space="preserve">For each outcome,</w:t>
+      </w:r>
+      <w:r>
+        <w:t xml:space="preserve"> </w:t>
+      </w:r>
+      <w:r>
+        <w:t xml:space="preserve">present:</w:t>
+      </w:r>
+    </w:p>
+    <w:p>
+      <w:pPr>
+        <w:pStyle w:val="Compact"/>
+        <w:numPr>
+          <w:ilvl w:val="0"/>
+          <w:numId w:val="1005"/>
+        </w:numPr>
+      </w:pPr>
+      <w:r>
+        <w:t xml:space="preserve">Descriptive statistics</w:t>
+      </w:r>
+    </w:p>
+    <w:p>
+      <w:pPr>
+        <w:pStyle w:val="Compact"/>
+        <w:numPr>
+          <w:ilvl w:val="0"/>
+          <w:numId w:val="1005"/>
+        </w:numPr>
+      </w:pPr>
+      <w:r>
+        <w:t xml:space="preserve">Main analysis results</w:t>
+      </w:r>
+    </w:p>
+    <w:p>
+      <w:pPr>
+        <w:pStyle w:val="Compact"/>
+        <w:numPr>
+          <w:ilvl w:val="0"/>
+          <w:numId w:val="1005"/>
+        </w:numPr>
+      </w:pPr>
+      <w:r>
+        <w:t xml:space="preserve">Sensitivity analyses</w:t>
+      </w:r>
+    </w:p>
+    <w:p>
+      <w:pPr>
+        <w:pStyle w:val="Compact"/>
+        <w:numPr>
+          <w:ilvl w:val="0"/>
+          <w:numId w:val="1005"/>
+        </w:numPr>
+      </w:pPr>
+      <w:r>
         <w:t xml:space="preserve">Subgroup analyses (if applicable)</w:t>
       </w:r>
     </w:p>
@@ -587,8 +676,8 @@
         <w:t xml:space="preserve">    └── Subgroup analyses</w:t>
       </w:r>
     </w:p>
-    <w:bookmarkEnd w:id="12"/>
-    <w:bookmarkStart w:id="13" w:name="what-to-avoid"/>
+    <w:bookmarkEnd w:id="13"/>
+    <w:bookmarkStart w:id="14" w:name="what-to-avoid"/>
     <w:p>
       <w:pPr>
         <w:pStyle w:val="Heading4"/>
@@ -748,8 +837,8 @@
         <w:t xml:space="preserve">to understand the complete story for any single outcome.</w:t>
       </w:r>
     </w:p>
-    <w:bookmarkEnd w:id="13"/>
-    <w:bookmarkStart w:id="14" w:name="exception-shared-descriptive-statistics"/>
+    <w:bookmarkEnd w:id="14"/>
+    <w:bookmarkStart w:id="15" w:name="exception-shared-descriptive-statistics"/>
     <w:p>
       <w:pPr>
         <w:pStyle w:val="Heading4"/>
@@ -778,16 +867,16 @@
         <w:t xml:space="preserve">present them once at the beginning before discussing individual outcomes.</w:t>
       </w:r>
     </w:p>
-    <w:bookmarkEnd w:id="14"/>
     <w:bookmarkEnd w:id="15"/>
     <w:bookmarkEnd w:id="16"/>
-    <w:bookmarkStart w:id="22" w:name="figures-and-tables"/>
+    <w:bookmarkEnd w:id="17"/>
+    <w:bookmarkStart w:id="23" w:name="figures-and-tables"/>
     <w:p>
       <w:pPr>
         <w:pStyle w:val="Heading2"/>
       </w:pPr>
       <w:r>
-        <w:t xml:space="preserve">3 Figures and tables</w:t>
+        <w:t xml:space="preserve">4 Figures and tables</w:t>
       </w:r>
     </w:p>
     <w:p>
@@ -826,7 +915,7 @@
           <w:rPr>
             <w:rStyle w:val="Hyperlink"/>
           </w:rPr>
-          <w:t xml:space="preserve">Section 3.3</w:t>
+          <w:t xml:space="preserve">Section 4.3</w:t>
         </w:r>
       </w:hyperlink>
       <w:r>
@@ -871,13 +960,13 @@
         <w:t xml:space="preserve">without reading the main text.</w:t>
       </w:r>
     </w:p>
-    <w:bookmarkStart w:id="18" w:name="label-variables-in-plain-words"/>
+    <w:bookmarkStart w:id="19" w:name="label-variables-in-plain-words"/>
     <w:p>
       <w:pPr>
         <w:pStyle w:val="Heading3"/>
       </w:pPr>
       <w:r>
-        <w:t xml:space="preserve">3.1 Label variables in plain words</w:t>
+        <w:t xml:space="preserve">4.1 Label variables in plain words</w:t>
       </w:r>
     </w:p>
     <w:p>
@@ -892,545 +981,6 @@
       </w:r>
       <w:r>
         <w:t xml:space="preserve">Replace every variable name from the data with a label a reader understands:</w:t>
-      </w:r>
-    </w:p>
-    <w:p>
-      <w:pPr>
-        <w:pStyle w:val="Compact"/>
-        <w:numPr>
-          <w:ilvl w:val="0"/>
-          <w:numId w:val="1005"/>
-        </w:numPr>
-      </w:pPr>
-      <w:r>
-        <w:t xml:space="preserve">turn underscores and other code punctuation into spaces;</w:t>
-      </w:r>
-    </w:p>
-    <w:p>
-      <w:pPr>
-        <w:pStyle w:val="Compact"/>
-        <w:numPr>
-          <w:ilvl w:val="0"/>
-          <w:numId w:val="1005"/>
-        </w:numPr>
-      </w:pPr>
-      <w:r>
-        <w:t xml:space="preserve">use ordinary capitalization;</w:t>
-      </w:r>
-    </w:p>
-    <w:p>
-      <w:pPr>
-        <w:pStyle w:val="Compact"/>
-        <w:numPr>
-          <w:ilvl w:val="0"/>
-          <w:numId w:val="1005"/>
-        </w:numPr>
-      </w:pPr>
-      <w:r>
-        <w:t xml:space="preserve">spell out abbreviations and acronyms where space allows;</w:t>
-      </w:r>
-    </w:p>
-    <w:p>
-      <w:pPr>
-        <w:pStyle w:val="Compact"/>
-        <w:numPr>
-          <w:ilvl w:val="0"/>
-          <w:numId w:val="1005"/>
-        </w:numPr>
-      </w:pPr>
-      <w:r>
-        <w:t xml:space="preserve">give the unit of every measured quantity, in parentheses;</w:t>
-      </w:r>
-    </w:p>
-    <w:p>
-      <w:pPr>
-        <w:pStyle w:val="Compact"/>
-        <w:numPr>
-          <w:ilvl w:val="0"/>
-          <w:numId w:val="1005"/>
-        </w:numPr>
-      </w:pPr>
-      <w:r>
-        <w:t xml:space="preserve">relabel category levels the same way, including legend entries.</w:t>
-      </w:r>
-    </w:p>
-    <w:p>
-      <w:pPr>
-        <w:pStyle w:val="FirstParagraph"/>
-      </w:pPr>
-      <w:r>
-        <w:t xml:space="preserve">Use the same label for a variable in every figure, table and paragraph,</w:t>
-      </w:r>
-      <w:r>
-        <w:t xml:space="preserve"> </w:t>
-      </w:r>
-      <w:r>
-        <w:t xml:space="preserve">so a reader can match them up.</w:t>
-      </w:r>
-    </w:p>
-    <w:bookmarkStart w:id="17" w:name="exm-figure-labels"/>
-    <w:p>
-      <w:pPr>
-        <w:pStyle w:val="BodyText"/>
-      </w:pPr>
-      <w:r>
-        <w:rPr>
-          <w:b/>
-          <w:bCs/>
-        </w:rPr>
-        <w:t xml:space="preserve">Example 1 (Relabeling axes and a legend)</w:t>
-      </w:r>
-      <w:r>
-        <w:t xml:space="preserve"> </w:t>
-      </w:r>
-      <w:r>
-        <w:t xml:space="preserve"> </w:t>
-      </w:r>
-    </w:p>
-    <w:p>
-      <w:pPr>
-        <w:pStyle w:val="BlockText"/>
-      </w:pPr>
-      <w:r>
-        <w:t xml:space="preserve">❌ x-axis</w:t>
-      </w:r>
-      <w:r>
-        <w:t xml:space="preserve"> </w:t>
-      </w:r>
-      <w:r>
-        <w:rPr>
-          <w:rStyle w:val="VerbatimChar"/>
-        </w:rPr>
-        <w:t xml:space="preserve">age_yrs</w:t>
-      </w:r>
-      <w:r>
-        <w:t xml:space="preserve">, y-axis</w:t>
-      </w:r>
-      <w:r>
-        <w:t xml:space="preserve"> </w:t>
-      </w:r>
-      <w:r>
-        <w:rPr>
-          <w:rStyle w:val="VerbatimChar"/>
-        </w:rPr>
-        <w:t xml:space="preserve">sbp</w:t>
-      </w:r>
-      <w:r>
-        <w:t xml:space="preserve">, legend</w:t>
-      </w:r>
-      <w:r>
-        <w:t xml:space="preserve"> </w:t>
-      </w:r>
-      <w:r>
-        <w:rPr>
-          <w:rStyle w:val="VerbatimChar"/>
-        </w:rPr>
-        <w:t xml:space="preserve">trt_grp</w:t>
-      </w:r>
-      <w:r>
-        <w:t xml:space="preserve">:</w:t>
-      </w:r>
-      <w:r>
-        <w:t xml:space="preserve"> </w:t>
-      </w:r>
-      <w:r>
-        <w:rPr>
-          <w:rStyle w:val="VerbatimChar"/>
-        </w:rPr>
-        <w:t xml:space="preserve">ctrl</w:t>
-      </w:r>
-      <w:r>
-        <w:t xml:space="preserve">,</w:t>
-      </w:r>
-      <w:r>
-        <w:t xml:space="preserve"> </w:t>
-      </w:r>
-      <w:r>
-        <w:rPr>
-          <w:rStyle w:val="VerbatimChar"/>
-        </w:rPr>
-        <w:t xml:space="preserve">tx</w:t>
-      </w:r>
-    </w:p>
-    <w:p>
-      <w:pPr>
-        <w:pStyle w:val="BlockText"/>
-      </w:pPr>
-      <w:r>
-        <w:t xml:space="preserve">✅ x-axis</w:t>
-      </w:r>
-      <w:r>
-        <w:t xml:space="preserve"> </w:t>
-      </w:r>
-      <w:r>
-        <w:t xml:space="preserve">“Age (years)”</w:t>
-      </w:r>
-      <w:r>
-        <w:t xml:space="preserve">, y-axis</w:t>
-      </w:r>
-      <w:r>
-        <w:t xml:space="preserve"> </w:t>
-      </w:r>
-      <w:r>
-        <w:t xml:space="preserve">“Systolic blood pressure (mm Hg)”</w:t>
-      </w:r>
-      <w:r>
-        <w:t xml:space="preserve">,</w:t>
-      </w:r>
-      <w:r>
-        <w:t xml:space="preserve"> </w:t>
-      </w:r>
-      <w:r>
-        <w:t xml:space="preserve">legend</w:t>
-      </w:r>
-      <w:r>
-        <w:t xml:space="preserve"> </w:t>
-      </w:r>
-      <w:r>
-        <w:t xml:space="preserve">“Treatment group”</w:t>
-      </w:r>
-      <w:r>
-        <w:t xml:space="preserve">:</w:t>
-      </w:r>
-      <w:r>
-        <w:t xml:space="preserve"> </w:t>
-      </w:r>
-      <w:r>
-        <w:t xml:space="preserve">“Control”</w:t>
-      </w:r>
-      <w:r>
-        <w:t xml:space="preserve">,</w:t>
-      </w:r>
-      <w:r>
-        <w:t xml:space="preserve"> </w:t>
-      </w:r>
-      <w:r>
-        <w:t xml:space="preserve">“Treatment”</w:t>
-      </w:r>
-    </w:p>
-    <w:p>
-      <w:pPr>
-        <w:pStyle w:val="FirstParagraph"/>
-      </w:pPr>
-      <w:r>
-        <w:t xml:space="preserve">In R with</w:t>
-      </w:r>
-      <w:r>
-        <w:t xml:space="preserve"> </w:t>
-      </w:r>
-      <w:r>
-        <w:rPr>
-          <w:rStyle w:val="VerbatimChar"/>
-        </w:rPr>
-        <w:t xml:space="preserve">ggplot2</w:t>
-      </w:r>
-      <w:r>
-        <w:t xml:space="preserve">,</w:t>
-      </w:r>
-      <w:r>
-        <w:t xml:space="preserve"> </w:t>
-      </w:r>
-      <w:r>
-        <w:t xml:space="preserve">set the axis and legend titles with</w:t>
-      </w:r>
-      <w:r>
-        <w:t xml:space="preserve"> </w:t>
-      </w:r>
-      <w:r>
-        <w:rPr>
-          <w:rStyle w:val="VerbatimChar"/>
-        </w:rPr>
-        <w:t xml:space="preserve">labs()</w:t>
-      </w:r>
-      <w:r>
-        <w:t xml:space="preserve">,</w:t>
-      </w:r>
-      <w:r>
-        <w:t xml:space="preserve"> </w:t>
-      </w:r>
-      <w:r>
-        <w:t xml:space="preserve">and recode the category levels before plotting,</w:t>
-      </w:r>
-      <w:r>
-        <w:t xml:space="preserve"> </w:t>
-      </w:r>
-      <w:r>
-        <w:t xml:space="preserve">for example with</w:t>
-      </w:r>
-      <w:r>
-        <w:t xml:space="preserve"> </w:t>
-      </w:r>
-      <w:r>
-        <w:rPr>
-          <w:rStyle w:val="VerbatimChar"/>
-        </w:rPr>
-        <w:t xml:space="preserve">forcats::fct_recode()</w:t>
-      </w:r>
-      <w:r>
-        <w:t xml:space="preserve">.</w:t>
-      </w:r>
-    </w:p>
-    <w:bookmarkEnd w:id="17"/>
-    <w:bookmarkEnd w:id="18"/>
-    <w:bookmarkStart w:id="19" w:name="captions-are-captions-not-headings"/>
-    <w:p>
-      <w:pPr>
-        <w:pStyle w:val="Heading3"/>
-      </w:pPr>
-      <w:r>
-        <w:t xml:space="preserve">3.2 Captions are captions, not headings</w:t>
-      </w:r>
-    </w:p>
-    <w:p>
-      <w:pPr>
-        <w:pStyle w:val="FirstParagraph"/>
-      </w:pPr>
-      <w:r>
-        <w:t xml:space="preserve">Give every figure and table a numbered caption,</w:t>
-      </w:r>
-      <w:r>
-        <w:t xml:space="preserve"> </w:t>
-      </w:r>
-      <w:r>
-        <w:t xml:space="preserve">including those in the supplementary material.</w:t>
-      </w:r>
-      <w:r>
-        <w:t xml:space="preserve"> </w:t>
-      </w:r>
-      <w:r>
-        <w:t xml:space="preserve">A table without a caption is incomplete,</w:t>
-      </w:r>
-      <w:r>
-        <w:t xml:space="preserve"> </w:t>
-      </w:r>
-      <w:r>
-        <w:t xml:space="preserve">even when its contents are correct.</w:t>
-      </w:r>
-    </w:p>
-    <w:p>
-      <w:pPr>
-        <w:pStyle w:val="BodyText"/>
-      </w:pPr>
-      <w:r>
-        <w:t xml:space="preserve">Attach each caption to its figure or table</w:t>
-      </w:r>
-      <w:r>
-        <w:t xml:space="preserve"> </w:t>
-      </w:r>
-      <w:r>
-        <w:t xml:space="preserve">with your writing tool’s caption feature</w:t>
-      </w:r>
-      <w:r>
-        <w:t xml:space="preserve"> </w:t>
-      </w:r>
-      <w:r>
-        <w:t xml:space="preserve">(in Quarto, the last line of a</w:t>
-      </w:r>
-      <w:r>
-        <w:t xml:space="preserve"> </w:t>
-      </w:r>
-      <w:r>
-        <w:rPr>
-          <w:rStyle w:val="VerbatimChar"/>
-        </w:rPr>
-        <w:t xml:space="preserve">#fig-</w:t>
-      </w:r>
-      <w:r>
-        <w:t xml:space="preserve"> </w:t>
-      </w:r>
-      <w:r>
-        <w:t xml:space="preserve">or</w:t>
-      </w:r>
-      <w:r>
-        <w:t xml:space="preserve"> </w:t>
-      </w:r>
-      <w:r>
-        <w:rPr>
-          <w:rStyle w:val="VerbatimChar"/>
-        </w:rPr>
-        <w:t xml:space="preserve">#tbl-</w:t>
-      </w:r>
-      <w:r>
-        <w:t xml:space="preserve"> </w:t>
-      </w:r>
-      <w:r>
-        <w:t xml:space="preserve">div),</w:t>
-      </w:r>
-      <w:r>
-        <w:t xml:space="preserve"> </w:t>
-      </w:r>
-      <w:r>
-        <w:t xml:space="preserve">not as a section heading.</w:t>
-      </w:r>
-    </w:p>
-    <w:p>
-      <w:pPr>
-        <w:pStyle w:val="BodyText"/>
-      </w:pPr>
-      <w:r>
-        <w:rPr>
-          <w:b/>
-          <w:bCs/>
-        </w:rPr>
-        <w:t xml:space="preserve">Poor caption</w:t>
-      </w:r>
-      <w:r>
-        <w:t xml:space="preserve">: a section heading that reads</w:t>
-      </w:r>
-      <w:r>
-        <w:t xml:space="preserve"> </w:t>
-      </w:r>
-      <w:r>
-        <w:t xml:space="preserve">“Supplementary Figure S43: Distribution of follow-up time”</w:t>
-      </w:r>
-      <w:r>
-        <w:t xml:space="preserve">,</w:t>
-      </w:r>
-      <w:r>
-        <w:t xml:space="preserve"> </w:t>
-      </w:r>
-      <w:r>
-        <w:t xml:space="preserve">placed above the figure</w:t>
-      </w:r>
-    </w:p>
-    <w:p>
-      <w:pPr>
-        <w:pStyle w:val="BodyText"/>
-      </w:pPr>
-      <w:r>
-        <w:rPr>
-          <w:b/>
-          <w:bCs/>
-        </w:rPr>
-        <w:t xml:space="preserve">Better caption</w:t>
-      </w:r>
-      <w:r>
-        <w:t xml:space="preserve">:</w:t>
-      </w:r>
-      <w:r>
-        <w:t xml:space="preserve"> </w:t>
-      </w:r>
-      <w:r>
-        <w:t xml:space="preserve">“Distribution of follow-up time”</w:t>
-      </w:r>
-      <w:r>
-        <w:t xml:space="preserve">,</w:t>
-      </w:r>
-      <w:r>
-        <w:t xml:space="preserve"> </w:t>
-      </w:r>
-      <w:r>
-        <w:t xml:space="preserve">written as a caption attached to the figure,</w:t>
-      </w:r>
-      <w:r>
-        <w:t xml:space="preserve"> </w:t>
-      </w:r>
-      <w:r>
-        <w:t xml:space="preserve">with its label and number generated by your writing tool</w:t>
-      </w:r>
-      <w:r>
-        <w:t xml:space="preserve"> </w:t>
-      </w:r>
-      <w:r>
-        <w:t xml:space="preserve">rather than typed by hand</w:t>
-      </w:r>
-      <w:r>
-        <w:t xml:space="preserve"> </w:t>
-      </w:r>
-      <w:r>
-        <w:t xml:space="preserve">(a supplementary</w:t>
-      </w:r>
-      <w:r>
-        <w:t xml:space="preserve"> </w:t>
-      </w:r>
-      <w:r>
-        <w:t xml:space="preserve">“S”</w:t>
-      </w:r>
-      <w:r>
-        <w:t xml:space="preserve"> </w:t>
-      </w:r>
-      <w:r>
-        <w:t xml:space="preserve">prefix may need extra setup in the tool)</w:t>
-      </w:r>
-    </w:p>
-    <w:p>
-      <w:pPr>
-        <w:pStyle w:val="BodyText"/>
-      </w:pPr>
-      <w:r>
-        <w:t xml:space="preserve">A heading posing as a caption usually appears in the table of contents,</w:t>
-      </w:r>
-      <w:r>
-        <w:t xml:space="preserve"> </w:t>
-      </w:r>
-      <w:r>
-        <w:t xml:space="preserve">takes on heading styling,</w:t>
-      </w:r>
-      <w:r>
-        <w:t xml:space="preserve"> </w:t>
-      </w:r>
-      <w:r>
-        <w:t xml:space="preserve">and is not attached to its figure.</w:t>
-      </w:r>
-      <w:r>
-        <w:t xml:space="preserve"> </w:t>
-      </w:r>
-      <w:r>
-        <w:t xml:space="preserve">Its number is typed by hand,</w:t>
-      </w:r>
-      <w:r>
-        <w:t xml:space="preserve"> </w:t>
-      </w:r>
-      <w:r>
-        <w:t xml:space="preserve">so it falls out of step with the real numbering</w:t>
-      </w:r>
-      <w:r>
-        <w:t xml:space="preserve"> </w:t>
-      </w:r>
-      <w:r>
-        <w:t xml:space="preserve">when figures are added, removed, or reordered.</w:t>
-      </w:r>
-    </w:p>
-    <w:bookmarkEnd w:id="19"/>
-    <w:bookmarkStart w:id="20" w:name="sec-submission-layout"/>
-    <w:p>
-      <w:pPr>
-        <w:pStyle w:val="Heading3"/>
-      </w:pPr>
-      <w:r>
-        <w:t xml:space="preserve">3.3 Manuscript layout for journal submission</w:t>
-      </w:r>
-    </w:p>
-    <w:p>
-      <w:pPr>
-        <w:pStyle w:val="FirstParagraph"/>
-      </w:pPr>
-      <w:r>
-        <w:t xml:space="preserve">Many journals ask for figures and tables</w:t>
-      </w:r>
-      <w:r>
-        <w:t xml:space="preserve"> </w:t>
-      </w:r>
-      <w:r>
-        <w:t xml:space="preserve">to follow the main text of a submitted manuscript</w:t>
-      </w:r>
-      <w:r>
-        <w:t xml:space="preserve"> </w:t>
-      </w:r>
-      <w:r>
-        <w:t xml:space="preserve">rather than appear inline.</w:t>
-      </w:r>
-      <w:r>
-        <w:t xml:space="preserve"> </w:t>
-      </w:r>
-      <w:r>
-        <w:t xml:space="preserve">Unless the journal’s instructions say otherwise,</w:t>
-      </w:r>
-      <w:r>
-        <w:t xml:space="preserve"> </w:t>
-      </w:r>
-      <w:r>
-        <w:t xml:space="preserve">lay out a submission manuscript as follows:</w:t>
       </w:r>
     </w:p>
     <w:p>
@@ -1442,32 +992,7 @@
         </w:numPr>
       </w:pPr>
       <w:r>
-        <w:rPr>
-          <w:b/>
-          <w:bCs/>
-        </w:rPr>
-        <w:t xml:space="preserve">Put all main-text figures and tables at the end of the main manuscript</w:t>
-      </w:r>
-      <w:r>
-        <w:t xml:space="preserve">,</w:t>
-      </w:r>
-      <w:r>
-        <w:t xml:space="preserve"> </w:t>
-      </w:r>
-      <w:r>
-        <w:t xml:space="preserve">after the main text and the references,</w:t>
-      </w:r>
-      <w:r>
-        <w:t xml:space="preserve"> </w:t>
-      </w:r>
-      <w:r>
-        <w:t xml:space="preserve">and before the supplementary material.</w:t>
-      </w:r>
-      <w:r>
-        <w:t xml:space="preserve"> </w:t>
-      </w:r>
-      <w:r>
-        <w:t xml:space="preserve">The main text still cites each one by number.</w:t>
+        <w:t xml:space="preserve">turn underscores and other code punctuation into spaces;</w:t>
       </w:r>
     </w:p>
     <w:p>
@@ -1479,20 +1004,7 @@
         </w:numPr>
       </w:pPr>
       <w:r>
-        <w:rPr>
-          <w:b/>
-          <w:bCs/>
-        </w:rPr>
-        <w:t xml:space="preserve">Insert a page break before the supplementary material header</w:t>
-      </w:r>
-      <w:r>
-        <w:t xml:space="preserve">,</w:t>
-      </w:r>
-      <w:r>
-        <w:t xml:space="preserve"> </w:t>
-      </w:r>
-      <w:r>
-        <w:t xml:space="preserve">so the supplement starts on a new page.</w:t>
+        <w:t xml:space="preserve">use ordinary capitalization;</w:t>
       </w:r>
     </w:p>
     <w:p>
@@ -1504,53 +1016,185 @@
         </w:numPr>
       </w:pPr>
       <w:r>
+        <w:t xml:space="preserve">spell out abbreviations and acronyms where space allows;</w:t>
+      </w:r>
+    </w:p>
+    <w:p>
+      <w:pPr>
+        <w:pStyle w:val="Compact"/>
+        <w:numPr>
+          <w:ilvl w:val="0"/>
+          <w:numId w:val="1006"/>
+        </w:numPr>
+      </w:pPr>
+      <w:r>
+        <w:t xml:space="preserve">give the unit of every measured quantity, in parentheses;</w:t>
+      </w:r>
+    </w:p>
+    <w:p>
+      <w:pPr>
+        <w:pStyle w:val="Compact"/>
+        <w:numPr>
+          <w:ilvl w:val="0"/>
+          <w:numId w:val="1006"/>
+        </w:numPr>
+      </w:pPr>
+      <w:r>
+        <w:t xml:space="preserve">relabel category levels the same way, including legend entries.</w:t>
+      </w:r>
+    </w:p>
+    <w:p>
+      <w:pPr>
+        <w:pStyle w:val="FirstParagraph"/>
+      </w:pPr>
+      <w:r>
+        <w:t xml:space="preserve">Use the same label for a variable in every figure, table and paragraph,</w:t>
+      </w:r>
+      <w:r>
+        <w:t xml:space="preserve"> </w:t>
+      </w:r>
+      <w:r>
+        <w:t xml:space="preserve">so a reader can match them up.</w:t>
+      </w:r>
+    </w:p>
+    <w:bookmarkStart w:id="18" w:name="exm-figure-labels"/>
+    <w:p>
+      <w:pPr>
+        <w:pStyle w:val="BodyText"/>
+      </w:pPr>
+      <w:r>
         <w:rPr>
           <w:b/>
           <w:bCs/>
         </w:rPr>
-        <w:t xml:space="preserve">Keep each caption with its figure or table.</w:t>
-      </w:r>
-      <w:r>
-        <w:t xml:space="preserve"> </w:t>
-      </w:r>
-      <w:r>
-        <w:t xml:space="preserve">Insert a page break before the first figure or table</w:t>
-      </w:r>
-      <w:r>
-        <w:t xml:space="preserve"> </w:t>
-      </w:r>
-      <w:r>
-        <w:t xml:space="preserve">and between consecutive ones,</w:t>
-      </w:r>
-      <w:r>
-        <w:t xml:space="preserve"> </w:t>
-      </w:r>
-      <w:r>
-        <w:t xml:space="preserve">so that each one starts on a page where it fits with its caption.</w:t>
-      </w:r>
-      <w:r>
-        <w:t xml:space="preserve"> </w:t>
-      </w:r>
-      <w:r>
-        <w:t xml:space="preserve">Do not let a caption fall on a different page from its figure or table,</w:t>
-      </w:r>
-      <w:r>
-        <w:t xml:space="preserve"> </w:t>
-      </w:r>
-      <w:r>
-        <w:t xml:space="preserve">or split across a page break,</w:t>
-      </w:r>
-      <w:r>
-        <w:t xml:space="preserve"> </w:t>
-      </w:r>
-      <w:r>
-        <w:t xml:space="preserve">unless it cannot be avoided,</w:t>
-      </w:r>
-      <w:r>
-        <w:t xml:space="preserve"> </w:t>
-      </w:r>
-      <w:r>
-        <w:t xml:space="preserve">as when a figure or table and its caption together are taller than a full page.</w:t>
+        <w:t xml:space="preserve">Example 1 (Relabeling axes and a legend)</w:t>
+      </w:r>
+      <w:r>
+        <w:t xml:space="preserve"> </w:t>
+      </w:r>
+      <w:r>
+        <w:t xml:space="preserve"> </w:t>
+      </w:r>
+    </w:p>
+    <w:p>
+      <w:pPr>
+        <w:pStyle w:val="BlockText"/>
+      </w:pPr>
+      <w:r>
+        <w:t xml:space="preserve">❌ x-axis</w:t>
+      </w:r>
+      <w:r>
+        <w:t xml:space="preserve"> </w:t>
+      </w:r>
+      <w:r>
+        <w:rPr>
+          <w:rStyle w:val="VerbatimChar"/>
+        </w:rPr>
+        <w:t xml:space="preserve">age_yrs</w:t>
+      </w:r>
+      <w:r>
+        <w:t xml:space="preserve">, y-axis</w:t>
+      </w:r>
+      <w:r>
+        <w:t xml:space="preserve"> </w:t>
+      </w:r>
+      <w:r>
+        <w:rPr>
+          <w:rStyle w:val="VerbatimChar"/>
+        </w:rPr>
+        <w:t xml:space="preserve">sbp</w:t>
+      </w:r>
+      <w:r>
+        <w:t xml:space="preserve">, legend</w:t>
+      </w:r>
+      <w:r>
+        <w:t xml:space="preserve"> </w:t>
+      </w:r>
+      <w:r>
+        <w:rPr>
+          <w:rStyle w:val="VerbatimChar"/>
+        </w:rPr>
+        <w:t xml:space="preserve">trt_grp</w:t>
+      </w:r>
+      <w:r>
+        <w:t xml:space="preserve">:</w:t>
+      </w:r>
+      <w:r>
+        <w:t xml:space="preserve"> </w:t>
+      </w:r>
+      <w:r>
+        <w:rPr>
+          <w:rStyle w:val="VerbatimChar"/>
+        </w:rPr>
+        <w:t xml:space="preserve">ctrl</w:t>
+      </w:r>
+      <w:r>
+        <w:t xml:space="preserve">,</w:t>
+      </w:r>
+      <w:r>
+        <w:t xml:space="preserve"> </w:t>
+      </w:r>
+      <w:r>
+        <w:rPr>
+          <w:rStyle w:val="VerbatimChar"/>
+        </w:rPr>
+        <w:t xml:space="preserve">tx</w:t>
+      </w:r>
+    </w:p>
+    <w:p>
+      <w:pPr>
+        <w:pStyle w:val="BlockText"/>
+      </w:pPr>
+      <w:r>
+        <w:t xml:space="preserve">✅ x-axis</w:t>
+      </w:r>
+      <w:r>
+        <w:t xml:space="preserve"> </w:t>
+      </w:r>
+      <w:r>
+        <w:t xml:space="preserve">“Age (years)”</w:t>
+      </w:r>
+      <w:r>
+        <w:t xml:space="preserve">, y-axis</w:t>
+      </w:r>
+      <w:r>
+        <w:t xml:space="preserve"> </w:t>
+      </w:r>
+      <w:r>
+        <w:t xml:space="preserve">“Systolic blood pressure (mm Hg)”</w:t>
+      </w:r>
+      <w:r>
+        <w:t xml:space="preserve">,</w:t>
+      </w:r>
+      <w:r>
+        <w:t xml:space="preserve"> </w:t>
+      </w:r>
+      <w:r>
+        <w:t xml:space="preserve">legend</w:t>
+      </w:r>
+      <w:r>
+        <w:t xml:space="preserve"> </w:t>
+      </w:r>
+      <w:r>
+        <w:t xml:space="preserve">“Treatment group”</w:t>
+      </w:r>
+      <w:r>
+        <w:t xml:space="preserve">:</w:t>
+      </w:r>
+      <w:r>
+        <w:t xml:space="preserve"> </w:t>
+      </w:r>
+      <w:r>
+        <w:t xml:space="preserve">“Control”</w:t>
+      </w:r>
+      <w:r>
+        <w:t xml:space="preserve">,</w:t>
+      </w:r>
+      <w:r>
+        <w:t xml:space="preserve"> </w:t>
+      </w:r>
+      <w:r>
+        <w:t xml:space="preserve">“Treatment”</w:t>
       </w:r>
     </w:p>
     <w:p>
@@ -1558,13 +1202,7 @@
         <w:pStyle w:val="FirstParagraph"/>
       </w:pPr>
       <w:r>
-        <w:t xml:space="preserve">In Quarto,</w:t>
-      </w:r>
-      <w:r>
-        <w:t xml:space="preserve"> </w:t>
-      </w:r>
-      <w:r>
-        <w:t xml:space="preserve">the</w:t>
+        <w:t xml:space="preserve">In R with</w:t>
       </w:r>
       <w:r>
         <w:t xml:space="preserve"> </w:t>
@@ -1573,25 +1211,16 @@
         <w:rPr>
           <w:rStyle w:val="VerbatimChar"/>
         </w:rPr>
-        <w:t xml:space="preserve">{{&lt; pagebreak &gt;}}</w:t>
-      </w:r>
-      <w:r>
-        <w:t xml:space="preserve"> </w:t>
-      </w:r>
-      <w:r>
-        <w:t xml:space="preserve">shortcode inserts a page break</w:t>
-      </w:r>
-      <w:r>
-        <w:t xml:space="preserve"> </w:t>
-      </w:r>
-      <w:r>
-        <w:t xml:space="preserve">in PDF and Word output,</w:t>
-      </w:r>
-      <w:r>
-        <w:t xml:space="preserve"> </w:t>
-      </w:r>
-      <w:r>
-        <w:t xml:space="preserve">and a</w:t>
+        <w:t xml:space="preserve">ggplot2</w:t>
+      </w:r>
+      <w:r>
+        <w:t xml:space="preserve">,</w:t>
+      </w:r>
+      <w:r>
+        <w:t xml:space="preserve"> </w:t>
+      </w:r>
+      <w:r>
+        <w:t xml:space="preserve">set the axis and legend titles with</w:t>
       </w:r>
       <w:r>
         <w:t xml:space="preserve"> </w:t>
@@ -1600,41 +1229,265 @@
         <w:rPr>
           <w:rStyle w:val="VerbatimChar"/>
         </w:rPr>
-        <w:t xml:space="preserve">::: {#refs}</w:t>
-      </w:r>
-      <w:r>
-        <w:t xml:space="preserve"> </w:t>
-      </w:r>
-      <w:r>
-        <w:t xml:space="preserve">div places the references</w:t>
-      </w:r>
-      <w:r>
-        <w:t xml:space="preserve"> </w:t>
-      </w:r>
-      <w:r>
-        <w:t xml:space="preserve">where you put the div</w:t>
-      </w:r>
-      <w:r>
-        <w:t xml:space="preserve"> </w:t>
-      </w:r>
-      <w:r>
-        <w:t xml:space="preserve">instead of at the end of the document.</w:t>
-      </w:r>
-      <w:r>
-        <w:t xml:space="preserve"> </w:t>
-      </w:r>
-      <w:r>
-        <w:t xml:space="preserve">Write the figures and tables after that div.</w:t>
+        <w:t xml:space="preserve">labs()</w:t>
+      </w:r>
+      <w:r>
+        <w:t xml:space="preserve">,</w:t>
+      </w:r>
+      <w:r>
+        <w:t xml:space="preserve"> </w:t>
+      </w:r>
+      <w:r>
+        <w:t xml:space="preserve">and recode the category levels before plotting,</w:t>
+      </w:r>
+      <w:r>
+        <w:t xml:space="preserve"> </w:t>
+      </w:r>
+      <w:r>
+        <w:t xml:space="preserve">for example with</w:t>
+      </w:r>
+      <w:r>
+        <w:t xml:space="preserve"> </w:t>
+      </w:r>
+      <w:r>
+        <w:rPr>
+          <w:rStyle w:val="VerbatimChar"/>
+        </w:rPr>
+        <w:t xml:space="preserve">forcats::fct_recode()</w:t>
+      </w:r>
+      <w:r>
+        <w:t xml:space="preserve">.</w:t>
+      </w:r>
+    </w:p>
+    <w:bookmarkEnd w:id="18"/>
+    <w:bookmarkEnd w:id="19"/>
+    <w:bookmarkStart w:id="20" w:name="captions-are-captions-not-headings"/>
+    <w:p>
+      <w:pPr>
+        <w:pStyle w:val="Heading3"/>
+      </w:pPr>
+      <w:r>
+        <w:t xml:space="preserve">4.2 Captions are captions, not headings</w:t>
+      </w:r>
+    </w:p>
+    <w:p>
+      <w:pPr>
+        <w:pStyle w:val="FirstParagraph"/>
+      </w:pPr>
+      <w:r>
+        <w:t xml:space="preserve">Give every figure and table a numbered caption,</w:t>
+      </w:r>
+      <w:r>
+        <w:t xml:space="preserve"> </w:t>
+      </w:r>
+      <w:r>
+        <w:t xml:space="preserve">including those in the supplementary material.</w:t>
+      </w:r>
+      <w:r>
+        <w:t xml:space="preserve"> </w:t>
+      </w:r>
+      <w:r>
+        <w:t xml:space="preserve">A table without a caption is incomplete,</w:t>
+      </w:r>
+      <w:r>
+        <w:t xml:space="preserve"> </w:t>
+      </w:r>
+      <w:r>
+        <w:t xml:space="preserve">even when its contents are correct.</w:t>
+      </w:r>
+    </w:p>
+    <w:p>
+      <w:pPr>
+        <w:pStyle w:val="BodyText"/>
+      </w:pPr>
+      <w:r>
+        <w:t xml:space="preserve">Attach each caption to its figure or table</w:t>
+      </w:r>
+      <w:r>
+        <w:t xml:space="preserve"> </w:t>
+      </w:r>
+      <w:r>
+        <w:t xml:space="preserve">with your writing tool’s caption feature</w:t>
+      </w:r>
+      <w:r>
+        <w:t xml:space="preserve"> </w:t>
+      </w:r>
+      <w:r>
+        <w:t xml:space="preserve">(in Quarto, the last line of a</w:t>
+      </w:r>
+      <w:r>
+        <w:t xml:space="preserve"> </w:t>
+      </w:r>
+      <w:r>
+        <w:rPr>
+          <w:rStyle w:val="VerbatimChar"/>
+        </w:rPr>
+        <w:t xml:space="preserve">#fig-</w:t>
+      </w:r>
+      <w:r>
+        <w:t xml:space="preserve"> </w:t>
+      </w:r>
+      <w:r>
+        <w:t xml:space="preserve">or</w:t>
+      </w:r>
+      <w:r>
+        <w:t xml:space="preserve"> </w:t>
+      </w:r>
+      <w:r>
+        <w:rPr>
+          <w:rStyle w:val="VerbatimChar"/>
+        </w:rPr>
+        <w:t xml:space="preserve">#tbl-</w:t>
+      </w:r>
+      <w:r>
+        <w:t xml:space="preserve"> </w:t>
+      </w:r>
+      <w:r>
+        <w:t xml:space="preserve">div),</w:t>
+      </w:r>
+      <w:r>
+        <w:t xml:space="preserve"> </w:t>
+      </w:r>
+      <w:r>
+        <w:t xml:space="preserve">not as a section heading.</w:t>
+      </w:r>
+    </w:p>
+    <w:p>
+      <w:pPr>
+        <w:pStyle w:val="BodyText"/>
+      </w:pPr>
+      <w:r>
+        <w:rPr>
+          <w:b/>
+          <w:bCs/>
+        </w:rPr>
+        <w:t xml:space="preserve">Poor caption</w:t>
+      </w:r>
+      <w:r>
+        <w:t xml:space="preserve">: a section heading that reads</w:t>
+      </w:r>
+      <w:r>
+        <w:t xml:space="preserve"> </w:t>
+      </w:r>
+      <w:r>
+        <w:t xml:space="preserve">“Supplementary Figure S43: Distribution of follow-up time”</w:t>
+      </w:r>
+      <w:r>
+        <w:t xml:space="preserve">,</w:t>
+      </w:r>
+      <w:r>
+        <w:t xml:space="preserve"> </w:t>
+      </w:r>
+      <w:r>
+        <w:t xml:space="preserve">placed above the figure</w:t>
+      </w:r>
+    </w:p>
+    <w:p>
+      <w:pPr>
+        <w:pStyle w:val="BodyText"/>
+      </w:pPr>
+      <w:r>
+        <w:rPr>
+          <w:b/>
+          <w:bCs/>
+        </w:rPr>
+        <w:t xml:space="preserve">Better caption</w:t>
+      </w:r>
+      <w:r>
+        <w:t xml:space="preserve">:</w:t>
+      </w:r>
+      <w:r>
+        <w:t xml:space="preserve"> </w:t>
+      </w:r>
+      <w:r>
+        <w:t xml:space="preserve">“Distribution of follow-up time”</w:t>
+      </w:r>
+      <w:r>
+        <w:t xml:space="preserve">,</w:t>
+      </w:r>
+      <w:r>
+        <w:t xml:space="preserve"> </w:t>
+      </w:r>
+      <w:r>
+        <w:t xml:space="preserve">written as a caption attached to the figure,</w:t>
+      </w:r>
+      <w:r>
+        <w:t xml:space="preserve"> </w:t>
+      </w:r>
+      <w:r>
+        <w:t xml:space="preserve">with its label and number generated by your writing tool</w:t>
+      </w:r>
+      <w:r>
+        <w:t xml:space="preserve"> </w:t>
+      </w:r>
+      <w:r>
+        <w:t xml:space="preserve">rather than typed by hand</w:t>
+      </w:r>
+      <w:r>
+        <w:t xml:space="preserve"> </w:t>
+      </w:r>
+      <w:r>
+        <w:t xml:space="preserve">(a supplementary</w:t>
+      </w:r>
+      <w:r>
+        <w:t xml:space="preserve"> </w:t>
+      </w:r>
+      <w:r>
+        <w:t xml:space="preserve">“S”</w:t>
+      </w:r>
+      <w:r>
+        <w:t xml:space="preserve"> </w:t>
+      </w:r>
+      <w:r>
+        <w:t xml:space="preserve">prefix may need extra setup in the tool)</w:t>
+      </w:r>
+    </w:p>
+    <w:p>
+      <w:pPr>
+        <w:pStyle w:val="BodyText"/>
+      </w:pPr>
+      <w:r>
+        <w:t xml:space="preserve">A heading posing as a caption usually appears in the table of contents,</w:t>
+      </w:r>
+      <w:r>
+        <w:t xml:space="preserve"> </w:t>
+      </w:r>
+      <w:r>
+        <w:t xml:space="preserve">takes on heading styling,</w:t>
+      </w:r>
+      <w:r>
+        <w:t xml:space="preserve"> </w:t>
+      </w:r>
+      <w:r>
+        <w:t xml:space="preserve">and is not attached to its figure.</w:t>
+      </w:r>
+      <w:r>
+        <w:t xml:space="preserve"> </w:t>
+      </w:r>
+      <w:r>
+        <w:t xml:space="preserve">Its number is typed by hand,</w:t>
+      </w:r>
+      <w:r>
+        <w:t xml:space="preserve"> </w:t>
+      </w:r>
+      <w:r>
+        <w:t xml:space="preserve">so it falls out of step with the real numbering</w:t>
+      </w:r>
+      <w:r>
+        <w:t xml:space="preserve"> </w:t>
+      </w:r>
+      <w:r>
+        <w:t xml:space="preserve">when figures are added, removed, or reordered.</w:t>
       </w:r>
     </w:p>
     <w:bookmarkEnd w:id="20"/>
-    <w:bookmarkStart w:id="21" w:name="check-the-rendered-layout"/>
+    <w:bookmarkStart w:id="21" w:name="sec-submission-layout"/>
     <w:p>
       <w:pPr>
         <w:pStyle w:val="Heading3"/>
       </w:pPr>
       <w:r>
-        <w:t xml:space="preserve">3.4 Check the rendered layout</w:t>
+        <w:t xml:space="preserve">4.3 Manuscript layout for journal submission</w:t>
       </w:r>
     </w:p>
     <w:p>
@@ -1642,49 +1495,31 @@
         <w:pStyle w:val="FirstParagraph"/>
       </w:pPr>
       <w:r>
-        <w:t xml:space="preserve">Captions, page breaks, and figure placement</w:t>
-      </w:r>
-      <w:r>
-        <w:t xml:space="preserve"> </w:t>
-      </w:r>
-      <w:r>
-        <w:t xml:space="preserve">are properties of the rendered document’s layout.</w:t>
-      </w:r>
-      <w:r>
-        <w:t xml:space="preserve"> </w:t>
-      </w:r>
-      <w:r>
-        <w:t xml:space="preserve">Problems with them are easy to miss when reading the source,</w:t>
-      </w:r>
-      <w:r>
-        <w:t xml:space="preserve"> </w:t>
-      </w:r>
-      <w:r>
-        <w:t xml:space="preserve">and a check of the text and numbers alone will not catch them.</w:t>
-      </w:r>
-      <w:r>
-        <w:t xml:space="preserve"> </w:t>
-      </w:r>
-      <w:r>
-        <w:t xml:space="preserve">Before calling a rendered manuscript reviewed,</w:t>
-      </w:r>
-      <w:r>
-        <w:t xml:space="preserve"> </w:t>
-      </w:r>
-      <w:r>
-        <w:t xml:space="preserve">page through the PDF or Word output</w:t>
-      </w:r>
-      <w:r>
-        <w:t xml:space="preserve"> </w:t>
-      </w:r>
-      <w:r>
-        <w:t xml:space="preserve">and check its layout,</w:t>
-      </w:r>
-      <w:r>
-        <w:t xml:space="preserve"> </w:t>
-      </w:r>
-      <w:r>
-        <w:t xml:space="preserve">not only its text and numbers:</w:t>
+        <w:t xml:space="preserve">Many journals ask for figures and tables</w:t>
+      </w:r>
+      <w:r>
+        <w:t xml:space="preserve"> </w:t>
+      </w:r>
+      <w:r>
+        <w:t xml:space="preserve">to follow the main text of a submitted manuscript</w:t>
+      </w:r>
+      <w:r>
+        <w:t xml:space="preserve"> </w:t>
+      </w:r>
+      <w:r>
+        <w:t xml:space="preserve">rather than appear inline.</w:t>
+      </w:r>
+      <w:r>
+        <w:t xml:space="preserve"> </w:t>
+      </w:r>
+      <w:r>
+        <w:t xml:space="preserve">Unless the journal’s instructions say otherwise,</w:t>
+      </w:r>
+      <w:r>
+        <w:t xml:space="preserve"> </w:t>
+      </w:r>
+      <w:r>
+        <w:t xml:space="preserve">lay out a submission manuscript as follows:</w:t>
       </w:r>
     </w:p>
     <w:p>
@@ -1696,7 +1531,32 @@
         </w:numPr>
       </w:pPr>
       <w:r>
-        <w:t xml:space="preserve">Does every figure and table have a numbered caption?</w:t>
+        <w:rPr>
+          <w:b/>
+          <w:bCs/>
+        </w:rPr>
+        <w:t xml:space="preserve">Put all main-text figures and tables at the end of the main manuscript</w:t>
+      </w:r>
+      <w:r>
+        <w:t xml:space="preserve">,</w:t>
+      </w:r>
+      <w:r>
+        <w:t xml:space="preserve"> </w:t>
+      </w:r>
+      <w:r>
+        <w:t xml:space="preserve">after the main text and the references,</w:t>
+      </w:r>
+      <w:r>
+        <w:t xml:space="preserve"> </w:t>
+      </w:r>
+      <w:r>
+        <w:t xml:space="preserve">and before the supplementary material.</w:t>
+      </w:r>
+      <w:r>
+        <w:t xml:space="preserve"> </w:t>
+      </w:r>
+      <w:r>
+        <w:t xml:space="preserve">The main text still cites each one by number.</w:t>
       </w:r>
     </w:p>
     <w:p>
@@ -1708,7 +1568,20 @@
         </w:numPr>
       </w:pPr>
       <w:r>
-        <w:t xml:space="preserve">Does each caption sit on the same page as its figure or table?</w:t>
+        <w:rPr>
+          <w:b/>
+          <w:bCs/>
+        </w:rPr>
+        <w:t xml:space="preserve">Insert a page break before the supplementary material header</w:t>
+      </w:r>
+      <w:r>
+        <w:t xml:space="preserve">,</w:t>
+      </w:r>
+      <w:r>
+        <w:t xml:space="preserve"> </w:t>
+      </w:r>
+      <w:r>
+        <w:t xml:space="preserve">so the supplement starts on a new page.</w:t>
       </w:r>
     </w:p>
     <w:p>
@@ -1720,129 +1593,53 @@
         </w:numPr>
       </w:pPr>
       <w:r>
-        <w:t xml:space="preserve">For a journal submission,</w:t>
-      </w:r>
-      <w:r>
-        <w:t xml:space="preserve"> </w:t>
-      </w:r>
-      <w:r>
-        <w:t xml:space="preserve">do the main-text figures and tables come after the references</w:t>
-      </w:r>
-      <w:r>
-        <w:t xml:space="preserve"> </w:t>
-      </w:r>
-      <w:r>
-        <w:t xml:space="preserve">and before the supplement,</w:t>
-      </w:r>
-      <w:r>
-        <w:t xml:space="preserve"> </w:t>
-      </w:r>
-      <w:r>
-        <w:t xml:space="preserve">and does the supplementary material start on a new page?</w:t>
-      </w:r>
-    </w:p>
-    <w:bookmarkEnd w:id="21"/>
-    <w:bookmarkEnd w:id="22"/>
-    <w:bookmarkStart w:id="23" w:name="subsection-headings"/>
-    <w:p>
-      <w:pPr>
-        <w:pStyle w:val="Heading2"/>
-      </w:pPr>
-      <w:r>
-        <w:t xml:space="preserve">4 Subsection headings</w:t>
-      </w:r>
-    </w:p>
-    <w:p>
-      <w:pPr>
-        <w:pStyle w:val="FirstParagraph"/>
-      </w:pPr>
-      <w:r>
-        <w:t xml:space="preserve">Use descriptive subsection headings to guide readers through your results.</w:t>
-      </w:r>
-      <w:r>
-        <w:t xml:space="preserve"> </w:t>
-      </w:r>
-      <w:r>
-        <w:t xml:space="preserve">Headings should clearly indicate the content of each section.</w:t>
-      </w:r>
-    </w:p>
-    <w:p>
-      <w:pPr>
-        <w:pStyle w:val="BodyText"/>
-      </w:pPr>
-      <w:r>
         <w:rPr>
           <w:b/>
           <w:bCs/>
         </w:rPr>
-        <w:t xml:space="preserve">Poor heading</w:t>
-      </w:r>
-      <w:r>
-        <w:t xml:space="preserve">:</w:t>
-      </w:r>
-      <w:r>
-        <w:t xml:space="preserve"> </w:t>
-      </w:r>
-      <w:r>
-        <w:t xml:space="preserve">“Analysis 1”</w:t>
-      </w:r>
-    </w:p>
-    <w:p>
-      <w:pPr>
-        <w:pStyle w:val="BodyText"/>
-      </w:pPr>
-      <w:r>
-        <w:rPr>
-          <w:b/>
-          <w:bCs/>
-        </w:rPr>
-        <w:t xml:space="preserve">Better heading</w:t>
-      </w:r>
-      <w:r>
-        <w:t xml:space="preserve">:</w:t>
-      </w:r>
-      <w:r>
-        <w:t xml:space="preserve"> </w:t>
-      </w:r>
-      <w:r>
-        <w:t xml:space="preserve">“Association between treatment and mortality”</w:t>
-      </w:r>
-    </w:p>
-    <w:p>
-      <w:pPr>
-        <w:pStyle w:val="BodyText"/>
-      </w:pPr>
-      <w:r>
-        <w:rPr>
-          <w:b/>
-          <w:bCs/>
-        </w:rPr>
-        <w:t xml:space="preserve">Best heading</w:t>
-      </w:r>
-      <w:r>
-        <w:t xml:space="preserve">:</w:t>
-      </w:r>
-      <w:r>
-        <w:t xml:space="preserve"> </w:t>
-      </w:r>
-      <w:r>
-        <w:t xml:space="preserve">“Treatment reduced mortality by 30%”</w:t>
-      </w:r>
-      <w:r>
-        <w:t xml:space="preserve"> </w:t>
-      </w:r>
-      <w:r>
-        <w:t xml:space="preserve">(when appropriate and not overstating findings)</w:t>
-      </w:r>
-    </w:p>
-    <w:bookmarkEnd w:id="23"/>
-    <w:bookmarkStart w:id="24" w:name="links-to-videos-and-other-media"/>
-    <w:p>
-      <w:pPr>
-        <w:pStyle w:val="Heading2"/>
-      </w:pPr>
-      <w:r>
-        <w:t xml:space="preserve">5 Links to videos and other media</w:t>
+        <w:t xml:space="preserve">Keep each caption with its figure or table.</w:t>
+      </w:r>
+      <w:r>
+        <w:t xml:space="preserve"> </w:t>
+      </w:r>
+      <w:r>
+        <w:t xml:space="preserve">Insert a page break before the first figure or table</w:t>
+      </w:r>
+      <w:r>
+        <w:t xml:space="preserve"> </w:t>
+      </w:r>
+      <w:r>
+        <w:t xml:space="preserve">and between consecutive ones,</w:t>
+      </w:r>
+      <w:r>
+        <w:t xml:space="preserve"> </w:t>
+      </w:r>
+      <w:r>
+        <w:t xml:space="preserve">so that each one starts on a page where it fits with its caption.</w:t>
+      </w:r>
+      <w:r>
+        <w:t xml:space="preserve"> </w:t>
+      </w:r>
+      <w:r>
+        <w:t xml:space="preserve">Do not let a caption fall on a different page from its figure or table,</w:t>
+      </w:r>
+      <w:r>
+        <w:t xml:space="preserve"> </w:t>
+      </w:r>
+      <w:r>
+        <w:t xml:space="preserve">or split across a page break,</w:t>
+      </w:r>
+      <w:r>
+        <w:t xml:space="preserve"> </w:t>
+      </w:r>
+      <w:r>
+        <w:t xml:space="preserve">unless it cannot be avoided,</w:t>
+      </w:r>
+      <w:r>
+        <w:t xml:space="preserve"> </w:t>
+      </w:r>
+      <w:r>
+        <w:t xml:space="preserve">as when a figure or table and its caption together are taller than a full page.</w:t>
       </w:r>
     </w:p>
     <w:p>
@@ -1850,71 +1647,133 @@
         <w:pStyle w:val="FirstParagraph"/>
       </w:pPr>
       <w:r>
-        <w:t xml:space="preserve">Put each link to a video, podcast, demo or other external material</w:t>
-      </w:r>
-      <w:r>
-        <w:t xml:space="preserve"> </w:t>
-      </w:r>
-      <w:r>
-        <w:t xml:space="preserve">in a short note right after the text the material supports.</w:t>
-      </w:r>
-      <w:r>
-        <w:t xml:space="preserve"> </w:t>
-      </w:r>
-      <w:r>
-        <w:t xml:space="preserve">Do not collect the links in a list at the end of the document.</w:t>
-      </w:r>
-      <w:r>
-        <w:t xml:space="preserve"> </w:t>
-      </w:r>
-      <w:r>
-        <w:t xml:space="preserve">If the material covers several sections,</w:t>
-      </w:r>
-      <w:r>
-        <w:t xml:space="preserve"> </w:t>
-      </w:r>
-      <w:r>
-        <w:t xml:space="preserve">put the note after the first section the material supports.</w:t>
-      </w:r>
-      <w:r>
-        <w:t xml:space="preserve"> </w:t>
-      </w:r>
-      <w:r>
-        <w:t xml:space="preserve">If the text the note supports is a question followed by its answer,</w:t>
-      </w:r>
-      <w:r>
-        <w:t xml:space="preserve"> </w:t>
-      </w:r>
-      <w:r>
-        <w:t xml:space="preserve">put the note after the answer, not between them.</w:t>
-      </w:r>
-    </w:p>
-    <w:p>
-      <w:pPr>
-        <w:pStyle w:val="BodyText"/>
-      </w:pPr>
-      <w:r>
-        <w:t xml:space="preserve">A reader who has just finished a section is ready to use material about it.</w:t>
-      </w:r>
-      <w:r>
-        <w:t xml:space="preserve"> </w:t>
-      </w:r>
-      <w:r>
-        <w:t xml:space="preserve">The same reader at the end of the document must guess which link goes with which section,</w:t>
-      </w:r>
-      <w:r>
-        <w:t xml:space="preserve"> </w:t>
-      </w:r>
-      <w:r>
-        <w:t xml:space="preserve">and may never reach the list.</w:t>
-      </w:r>
-    </w:p>
-    <w:p>
-      <w:pPr>
-        <w:pStyle w:val="BodyText"/>
-      </w:pPr>
-      <w:r>
-        <w:t xml:space="preserve">For each link:</w:t>
+        <w:t xml:space="preserve">In Quarto,</w:t>
+      </w:r>
+      <w:r>
+        <w:t xml:space="preserve"> </w:t>
+      </w:r>
+      <w:r>
+        <w:t xml:space="preserve">the</w:t>
+      </w:r>
+      <w:r>
+        <w:t xml:space="preserve"> </w:t>
+      </w:r>
+      <w:r>
+        <w:rPr>
+          <w:rStyle w:val="VerbatimChar"/>
+        </w:rPr>
+        <w:t xml:space="preserve">{{&lt; pagebreak &gt;}}</w:t>
+      </w:r>
+      <w:r>
+        <w:t xml:space="preserve"> </w:t>
+      </w:r>
+      <w:r>
+        <w:t xml:space="preserve">shortcode inserts a page break</w:t>
+      </w:r>
+      <w:r>
+        <w:t xml:space="preserve"> </w:t>
+      </w:r>
+      <w:r>
+        <w:t xml:space="preserve">in PDF and Word output,</w:t>
+      </w:r>
+      <w:r>
+        <w:t xml:space="preserve"> </w:t>
+      </w:r>
+      <w:r>
+        <w:t xml:space="preserve">and a</w:t>
+      </w:r>
+      <w:r>
+        <w:t xml:space="preserve"> </w:t>
+      </w:r>
+      <w:r>
+        <w:rPr>
+          <w:rStyle w:val="VerbatimChar"/>
+        </w:rPr>
+        <w:t xml:space="preserve">::: {#refs}</w:t>
+      </w:r>
+      <w:r>
+        <w:t xml:space="preserve"> </w:t>
+      </w:r>
+      <w:r>
+        <w:t xml:space="preserve">div places the references</w:t>
+      </w:r>
+      <w:r>
+        <w:t xml:space="preserve"> </w:t>
+      </w:r>
+      <w:r>
+        <w:t xml:space="preserve">where you put the div</w:t>
+      </w:r>
+      <w:r>
+        <w:t xml:space="preserve"> </w:t>
+      </w:r>
+      <w:r>
+        <w:t xml:space="preserve">instead of at the end of the document.</w:t>
+      </w:r>
+      <w:r>
+        <w:t xml:space="preserve"> </w:t>
+      </w:r>
+      <w:r>
+        <w:t xml:space="preserve">Write the figures and tables after that div.</w:t>
+      </w:r>
+    </w:p>
+    <w:bookmarkEnd w:id="21"/>
+    <w:bookmarkStart w:id="22" w:name="check-the-rendered-layout"/>
+    <w:p>
+      <w:pPr>
+        <w:pStyle w:val="Heading3"/>
+      </w:pPr>
+      <w:r>
+        <w:t xml:space="preserve">4.4 Check the rendered layout</w:t>
+      </w:r>
+    </w:p>
+    <w:p>
+      <w:pPr>
+        <w:pStyle w:val="FirstParagraph"/>
+      </w:pPr>
+      <w:r>
+        <w:t xml:space="preserve">Captions, page breaks, and figure placement</w:t>
+      </w:r>
+      <w:r>
+        <w:t xml:space="preserve"> </w:t>
+      </w:r>
+      <w:r>
+        <w:t xml:space="preserve">are properties of the rendered document’s layout.</w:t>
+      </w:r>
+      <w:r>
+        <w:t xml:space="preserve"> </w:t>
+      </w:r>
+      <w:r>
+        <w:t xml:space="preserve">Problems with them are easy to miss when reading the source,</w:t>
+      </w:r>
+      <w:r>
+        <w:t xml:space="preserve"> </w:t>
+      </w:r>
+      <w:r>
+        <w:t xml:space="preserve">and a check of the text and numbers alone will not catch them.</w:t>
+      </w:r>
+      <w:r>
+        <w:t xml:space="preserve"> </w:t>
+      </w:r>
+      <w:r>
+        <w:t xml:space="preserve">Before calling a rendered manuscript reviewed,</w:t>
+      </w:r>
+      <w:r>
+        <w:t xml:space="preserve"> </w:t>
+      </w:r>
+      <w:r>
+        <w:t xml:space="preserve">page through the PDF or Word output</w:t>
+      </w:r>
+      <w:r>
+        <w:t xml:space="preserve"> </w:t>
+      </w:r>
+      <w:r>
+        <w:t xml:space="preserve">and check its layout,</w:t>
+      </w:r>
+      <w:r>
+        <w:t xml:space="preserve"> </w:t>
+      </w:r>
+      <w:r>
+        <w:t xml:space="preserve">not only its text and numbers:</w:t>
       </w:r>
     </w:p>
     <w:p>
@@ -1926,13 +1785,7 @@
         </w:numPr>
       </w:pPr>
       <w:r>
-        <w:t xml:space="preserve">Write one line, such as</w:t>
-      </w:r>
-      <w:r>
-        <w:t xml:space="preserve"> </w:t>
-      </w:r>
-      <w:r>
-        <w:t xml:space="preserve">“Video: Weinberger derives the descent direction (from 3:09).”</w:t>
+        <w:t xml:space="preserve">Does every figure and table have a numbered caption?</w:t>
       </w:r>
     </w:p>
     <w:p>
@@ -1944,7 +1797,7 @@
         </w:numPr>
       </w:pPr>
       <w:r>
-        <w:t xml:space="preserve">Name the speaker and say what the material shows, in simple, literal words.</w:t>
+        <w:t xml:space="preserve">Does each caption sit on the same page as its figure or table?</w:t>
       </w:r>
     </w:p>
     <w:p>
@@ -1956,7 +1809,143 @@
         </w:numPr>
       </w:pPr>
       <w:r>
-        <w:t xml:space="preserve">Link the exact start time when the material covers more than the topic.</w:t>
+        <w:t xml:space="preserve">For a journal submission,</w:t>
+      </w:r>
+      <w:r>
+        <w:t xml:space="preserve"> </w:t>
+      </w:r>
+      <w:r>
+        <w:t xml:space="preserve">do the main-text figures and tables come after the references</w:t>
+      </w:r>
+      <w:r>
+        <w:t xml:space="preserve"> </w:t>
+      </w:r>
+      <w:r>
+        <w:t xml:space="preserve">and before the supplement,</w:t>
+      </w:r>
+      <w:r>
+        <w:t xml:space="preserve"> </w:t>
+      </w:r>
+      <w:r>
+        <w:t xml:space="preserve">and does the supplementary material start on a new page?</w:t>
+      </w:r>
+    </w:p>
+    <w:bookmarkEnd w:id="22"/>
+    <w:bookmarkEnd w:id="23"/>
+    <w:bookmarkStart w:id="24" w:name="subsection-headings"/>
+    <w:p>
+      <w:pPr>
+        <w:pStyle w:val="Heading2"/>
+      </w:pPr>
+      <w:r>
+        <w:t xml:space="preserve">5 Subsection headings</w:t>
+      </w:r>
+    </w:p>
+    <w:p>
+      <w:pPr>
+        <w:pStyle w:val="FirstParagraph"/>
+      </w:pPr>
+      <w:r>
+        <w:t xml:space="preserve">Use descriptive subsection headings to guide readers through your results.</w:t>
+      </w:r>
+      <w:r>
+        <w:t xml:space="preserve"> </w:t>
+      </w:r>
+      <w:r>
+        <w:t xml:space="preserve">Headings should clearly indicate the content of each section.</w:t>
+      </w:r>
+    </w:p>
+    <w:p>
+      <w:pPr>
+        <w:pStyle w:val="BodyText"/>
+      </w:pPr>
+      <w:r>
+        <w:rPr>
+          <w:b/>
+          <w:bCs/>
+        </w:rPr>
+        <w:t xml:space="preserve">Poor heading</w:t>
+      </w:r>
+      <w:r>
+        <w:t xml:space="preserve">:</w:t>
+      </w:r>
+      <w:r>
+        <w:t xml:space="preserve"> </w:t>
+      </w:r>
+      <w:r>
+        <w:t xml:space="preserve">“Analysis 1”</w:t>
+      </w:r>
+    </w:p>
+    <w:p>
+      <w:pPr>
+        <w:pStyle w:val="BodyText"/>
+      </w:pPr>
+      <w:r>
+        <w:rPr>
+          <w:b/>
+          <w:bCs/>
+        </w:rPr>
+        <w:t xml:space="preserve">Better heading</w:t>
+      </w:r>
+      <w:r>
+        <w:t xml:space="preserve">:</w:t>
+      </w:r>
+      <w:r>
+        <w:t xml:space="preserve"> </w:t>
+      </w:r>
+      <w:r>
+        <w:t xml:space="preserve">“Association between treatment and mortality”</w:t>
+      </w:r>
+    </w:p>
+    <w:p>
+      <w:pPr>
+        <w:pStyle w:val="BodyText"/>
+      </w:pPr>
+      <w:r>
+        <w:rPr>
+          <w:b/>
+          <w:bCs/>
+        </w:rPr>
+        <w:t xml:space="preserve">Best heading</w:t>
+      </w:r>
+      <w:r>
+        <w:t xml:space="preserve">:</w:t>
+      </w:r>
+      <w:r>
+        <w:t xml:space="preserve"> </w:t>
+      </w:r>
+      <w:r>
+        <w:t xml:space="preserve">“Treatment reduced mortality by 30%”</w:t>
+      </w:r>
+      <w:r>
+        <w:t xml:space="preserve"> </w:t>
+      </w:r>
+      <w:r>
+        <w:t xml:space="preserve">(when appropriate and not overstating findings)</w:t>
+      </w:r>
+    </w:p>
+    <w:bookmarkEnd w:id="24"/>
+    <w:bookmarkStart w:id="26" w:name="avoid-forward-references"/>
+    <w:p>
+      <w:pPr>
+        <w:pStyle w:val="Heading2"/>
+      </w:pPr>
+      <w:r>
+        <w:t xml:space="preserve">6 Avoid forward references</w:t>
+      </w:r>
+    </w:p>
+    <w:p>
+      <w:pPr>
+        <w:pStyle w:val="FirstParagraph"/>
+      </w:pPr>
+      <w:r>
+        <w:t xml:space="preserve">A forward reference points the reader to content they have not reached yet.</w:t>
+      </w:r>
+      <w:r>
+        <w:t xml:space="preserve"> </w:t>
+      </w:r>
+      <w:r>
+        <w:t xml:space="preserve">Common forms are:</w:t>
       </w:r>
     </w:p>
     <w:p>
@@ -1964,10 +1953,523 @@
         <w:pStyle w:val="Compact"/>
         <w:numPr>
           <w:ilvl w:val="0"/>
-          <w:numId w:val="1008"/>
+          <w:numId w:val="1009"/>
         </w:numPr>
       </w:pPr>
       <w:r>
+        <w:t xml:space="preserve">“as discussed below”</w:t>
+      </w:r>
+    </w:p>
+    <w:p>
+      <w:pPr>
+        <w:pStyle w:val="Compact"/>
+        <w:numPr>
+          <w:ilvl w:val="0"/>
+          <w:numId w:val="1009"/>
+        </w:numPr>
+      </w:pPr>
+      <w:r>
+        <w:t xml:space="preserve">“see the next section”</w:t>
+      </w:r>
+    </w:p>
+    <w:p>
+      <w:pPr>
+        <w:pStyle w:val="Compact"/>
+        <w:numPr>
+          <w:ilvl w:val="0"/>
+          <w:numId w:val="1009"/>
+        </w:numPr>
+      </w:pPr>
+      <w:r>
+        <w:t xml:space="preserve">“we will return to this later”</w:t>
+      </w:r>
+    </w:p>
+    <w:p>
+      <w:pPr>
+        <w:pStyle w:val="FirstParagraph"/>
+      </w:pPr>
+      <w:r>
+        <w:t xml:space="preserve">The reader must hold an unresolved pointer</w:t>
+      </w:r>
+      <w:r>
+        <w:t xml:space="preserve"> </w:t>
+      </w:r>
+      <w:r>
+        <w:t xml:space="preserve">while reading the sentence that depends on it.</w:t>
+      </w:r>
+    </w:p>
+    <w:p>
+      <w:pPr>
+        <w:pStyle w:val="BodyText"/>
+      </w:pPr>
+      <w:r>
+        <w:t xml:space="preserve">Fix a forward reference by moving the content ahead of the pointer.</w:t>
+      </w:r>
+      <w:r>
+        <w:t xml:space="preserve"> </w:t>
+      </w:r>
+      <w:r>
+        <w:t xml:space="preserve">Then change</w:t>
+      </w:r>
+      <w:r>
+        <w:t xml:space="preserve"> </w:t>
+      </w:r>
+      <w:r>
+        <w:t xml:space="preserve">“below”</w:t>
+      </w:r>
+      <w:r>
+        <w:t xml:space="preserve"> </w:t>
+      </w:r>
+      <w:r>
+        <w:t xml:space="preserve">to</w:t>
+      </w:r>
+      <w:r>
+        <w:t xml:space="preserve"> </w:t>
+      </w:r>
+      <w:r>
+        <w:t xml:space="preserve">“above”</w:t>
+      </w:r>
+      <w:r>
+        <w:t xml:space="preserve">, or delete the pointer.</w:t>
+      </w:r>
+    </w:p>
+    <w:p>
+      <w:pPr>
+        <w:pStyle w:val="BodyText"/>
+      </w:pPr>
+      <w:r>
+        <w:t xml:space="preserve">If moving the content would break the order of the argument,</w:t>
+      </w:r>
+      <w:r>
+        <w:t xml:space="preserve"> </w:t>
+      </w:r>
+      <w:r>
+        <w:t xml:space="preserve">keep the pointer, and make it a working link.</w:t>
+      </w:r>
+      <w:r>
+        <w:t xml:space="preserve"> </w:t>
+      </w:r>
+      <w:r>
+        <w:t xml:space="preserve">Say what the link points to and where it is,</w:t>
+      </w:r>
+      <w:r>
+        <w:t xml:space="preserve"> </w:t>
+      </w:r>
+      <w:r>
+        <w:t xml:space="preserve">as in</w:t>
+      </w:r>
+      <w:r>
+        <w:t xml:space="preserve"> </w:t>
+      </w:r>
+      <w:r>
+        <w:t xml:space="preserve">“Table 2 (later in this section)”</w:t>
+      </w:r>
+      <w:r>
+        <w:t xml:space="preserve">, with</w:t>
+      </w:r>
+      <w:r>
+        <w:t xml:space="preserve"> </w:t>
+      </w:r>
+      <w:r>
+        <w:t xml:space="preserve">“Table 2”</w:t>
+      </w:r>
+      <w:r>
+        <w:t xml:space="preserve"> </w:t>
+      </w:r>
+      <w:r>
+        <w:t xml:space="preserve">linked to the table.</w:t>
+      </w:r>
+      <w:r>
+        <w:t xml:space="preserve"> </w:t>
+      </w:r>
+      <w:r>
+        <w:t xml:space="preserve">Do not delete the link and leave only the name.</w:t>
+      </w:r>
+      <w:r>
+        <w:t xml:space="preserve"> </w:t>
+      </w:r>
+      <w:r>
+        <w:t xml:space="preserve">The reader then loses both the warning and the jump.</w:t>
+      </w:r>
+    </w:p>
+    <w:bookmarkStart w:id="25" w:name="exm-forward-reference"/>
+    <w:p>
+      <w:pPr>
+        <w:pStyle w:val="BodyText"/>
+      </w:pPr>
+      <w:r>
+        <w:rPr>
+          <w:b/>
+          <w:bCs/>
+        </w:rPr>
+        <w:t xml:space="preserve">Example 2 (Removing a forward reference)</w:t>
+      </w:r>
+      <w:r>
+        <w:t xml:space="preserve"> </w:t>
+      </w:r>
+      <w:r>
+        <w:t xml:space="preserve"> </w:t>
+      </w:r>
+    </w:p>
+    <w:p>
+      <w:pPr>
+        <w:pStyle w:val="BlockText"/>
+      </w:pPr>
+      <w:r>
+        <w:t xml:space="preserve">❌ The adjusted estimates, discussed in the next section, differ from the crude estimates.</w:t>
+      </w:r>
+      <w:r>
+        <w:t xml:space="preserve"> </w:t>
+      </w:r>
+      <w:r>
+        <w:t xml:space="preserve">The adjustment, described below, uses age and sex.</w:t>
+      </w:r>
+    </w:p>
+    <w:p>
+      <w:pPr>
+        <w:pStyle w:val="BlockText"/>
+      </w:pPr>
+      <w:r>
+        <w:t xml:space="preserve">✅ The adjustment uses age and sex.</w:t>
+      </w:r>
+      <w:r>
+        <w:t xml:space="preserve"> </w:t>
+      </w:r>
+      <w:r>
+        <w:t xml:space="preserve">The adjusted estimates differ from the crude estimates.</w:t>
+      </w:r>
+    </w:p>
+    <w:p>
+      <w:pPr>
+        <w:pStyle w:val="FirstParagraph"/>
+      </w:pPr>
+      <w:r>
+        <w:t xml:space="preserve">In the ❌ version, both pointers send the reader to content that comes later,</w:t>
+      </w:r>
+      <w:r>
+        <w:t xml:space="preserve"> </w:t>
+      </w:r>
+      <w:r>
+        <w:t xml:space="preserve">so the reader sees</w:t>
+      </w:r>
+      <w:r>
+        <w:t xml:space="preserve"> </w:t>
+      </w:r>
+      <w:r>
+        <w:t xml:space="preserve">“adjusted”</w:t>
+      </w:r>
+      <w:r>
+        <w:t xml:space="preserve"> </w:t>
+      </w:r>
+      <w:r>
+        <w:t xml:space="preserve">before the paper says what was adjusted.</w:t>
+      </w:r>
+      <w:r>
+        <w:t xml:space="preserve"> </w:t>
+      </w:r>
+      <w:r>
+        <w:t xml:space="preserve">In the ✅ version, the sentence that defines the adjustment comes first,</w:t>
+      </w:r>
+      <w:r>
+        <w:t xml:space="preserve"> </w:t>
+      </w:r>
+      <w:r>
+        <w:t xml:space="preserve">so neither pointer is needed.</w:t>
+      </w:r>
+    </w:p>
+    <w:bookmarkEnd w:id="25"/>
+    <w:p>
+      <w:pPr>
+        <w:pStyle w:val="BodyText"/>
+      </w:pPr>
+      <w:r>
+        <w:t xml:space="preserve">Two cases are not forward references to fix:</w:t>
+      </w:r>
+    </w:p>
+    <w:p>
+      <w:pPr>
+        <w:pStyle w:val="Compact"/>
+        <w:numPr>
+          <w:ilvl w:val="0"/>
+          <w:numId w:val="1010"/>
+        </w:numPr>
+      </w:pPr>
+      <w:r>
+        <w:t xml:space="preserve">An overview near the start that previews the structure,</w:t>
+      </w:r>
+      <w:r>
+        <w:t xml:space="preserve"> </w:t>
+      </w:r>
+      <w:r>
+        <w:t xml:space="preserve">such as</w:t>
+      </w:r>
+      <w:r>
+        <w:t xml:space="preserve"> </w:t>
+      </w:r>
+      <w:r>
+        <w:t xml:space="preserve">“Section 2 describes the data, and Section 3 gives the results”</w:t>
+      </w:r>
+      <w:r>
+        <w:t xml:space="preserve">.</w:t>
+      </w:r>
+      <w:r>
+        <w:t xml:space="preserve"> </w:t>
+      </w:r>
+      <w:r>
+        <w:t xml:space="preserve">The reader is not meant to resolve the preview immediately.</w:t>
+      </w:r>
+    </w:p>
+    <w:p>
+      <w:pPr>
+        <w:pStyle w:val="Compact"/>
+        <w:numPr>
+          <w:ilvl w:val="0"/>
+          <w:numId w:val="1010"/>
+        </w:numPr>
+      </w:pPr>
+      <w:r>
+        <w:t xml:space="preserve">A sentence that names a figure or table placed beside it, such as</w:t>
+      </w:r>
+      <w:r>
+        <w:t xml:space="preserve"> </w:t>
+      </w:r>
+      <w:r>
+        <w:t xml:space="preserve">“Table 2 shows the estimates”</w:t>
+      </w:r>
+      <w:r>
+        <w:t xml:space="preserve">.</w:t>
+      </w:r>
+      <w:r>
+        <w:t xml:space="preserve"> </w:t>
+      </w:r>
+      <w:r>
+        <w:t xml:space="preserve">The reader meets the table at once.</w:t>
+      </w:r>
+    </w:p>
+    <w:p>
+      <w:pPr>
+        <w:pStyle w:val="FirstParagraph"/>
+      </w:pPr>
+      <w:r>
+        <w:t xml:space="preserve">A word such as</w:t>
+      </w:r>
+      <w:r>
+        <w:t xml:space="preserve"> </w:t>
+      </w:r>
+      <w:r>
+        <w:t xml:space="preserve">“below”</w:t>
+      </w:r>
+      <w:r>
+        <w:t xml:space="preserve"> </w:t>
+      </w:r>
+      <w:r>
+        <w:t xml:space="preserve">in an ordinary comparison, as in</w:t>
+      </w:r>
+      <w:r>
+        <w:t xml:space="preserve"> </w:t>
+      </w:r>
+      <w:r>
+        <w:t xml:space="preserve">“values below the detection limit”</w:t>
+      </w:r>
+      <w:r>
+        <w:t xml:space="preserve">,</w:t>
+      </w:r>
+      <w:r>
+        <w:t xml:space="preserve"> </w:t>
+      </w:r>
+      <w:r>
+        <w:t xml:space="preserve">is not a pointer at all.</w:t>
+      </w:r>
+    </w:p>
+    <w:p>
+      <w:pPr>
+        <w:pStyle w:val="BodyText"/>
+      </w:pPr>
+      <w:r>
+        <w:t xml:space="preserve">When you insert or move a section, check the references that name a position,</w:t>
+      </w:r>
+      <w:r>
+        <w:t xml:space="preserve"> </w:t>
+      </w:r>
+      <w:r>
+        <w:t xml:space="preserve">such as</w:t>
+      </w:r>
+      <w:r>
+        <w:t xml:space="preserve"> </w:t>
+      </w:r>
+      <w:r>
+        <w:t xml:space="preserve">“the two sections above”</w:t>
+      </w:r>
+      <w:r>
+        <w:t xml:space="preserve"> </w:t>
+      </w:r>
+      <w:r>
+        <w:t xml:space="preserve">or</w:t>
+      </w:r>
+      <w:r>
+        <w:t xml:space="preserve"> </w:t>
+      </w:r>
+      <w:r>
+        <w:t xml:space="preserve">“the previous section”</w:t>
+      </w:r>
+      <w:r>
+        <w:t xml:space="preserve">.</w:t>
+      </w:r>
+      <w:r>
+        <w:t xml:space="preserve"> </w:t>
+      </w:r>
+      <w:r>
+        <w:t xml:space="preserve">Name the target instead, as in</w:t>
+      </w:r>
+      <w:r>
+        <w:t xml:space="preserve"> </w:t>
+      </w:r>
+      <w:r>
+        <w:t xml:space="preserve">“the sections on mortality and morbidity”</w:t>
+      </w:r>
+      <w:r>
+        <w:t xml:space="preserve">,</w:t>
+      </w:r>
+      <w:r>
+        <w:t xml:space="preserve"> </w:t>
+      </w:r>
+      <w:r>
+        <w:t xml:space="preserve">so that a later insertion does not make the position wrong.</w:t>
+      </w:r>
+    </w:p>
+    <w:bookmarkEnd w:id="26"/>
+    <w:bookmarkStart w:id="30" w:name="links-to-videos-and-other-media"/>
+    <w:p>
+      <w:pPr>
+        <w:pStyle w:val="Heading2"/>
+      </w:pPr>
+      <w:r>
+        <w:t xml:space="preserve">7 Links to videos and other media</w:t>
+      </w:r>
+    </w:p>
+    <w:p>
+      <w:pPr>
+        <w:pStyle w:val="FirstParagraph"/>
+      </w:pPr>
+      <w:r>
+        <w:t xml:space="preserve">Put each link to a video, podcast, demo or other external material</w:t>
+      </w:r>
+      <w:r>
+        <w:t xml:space="preserve"> </w:t>
+      </w:r>
+      <w:r>
+        <w:t xml:space="preserve">in a short note right after the text the material supports.</w:t>
+      </w:r>
+      <w:r>
+        <w:t xml:space="preserve"> </w:t>
+      </w:r>
+      <w:r>
+        <w:t xml:space="preserve">Do not collect the links in a list at the end of the document.</w:t>
+      </w:r>
+      <w:r>
+        <w:t xml:space="preserve"> </w:t>
+      </w:r>
+      <w:r>
+        <w:t xml:space="preserve">If the material covers several sections,</w:t>
+      </w:r>
+      <w:r>
+        <w:t xml:space="preserve"> </w:t>
+      </w:r>
+      <w:r>
+        <w:t xml:space="preserve">put the note after the first section the material supports.</w:t>
+      </w:r>
+      <w:r>
+        <w:t xml:space="preserve"> </w:t>
+      </w:r>
+      <w:r>
+        <w:t xml:space="preserve">If the text the note supports is a question followed by its answer,</w:t>
+      </w:r>
+      <w:r>
+        <w:t xml:space="preserve"> </w:t>
+      </w:r>
+      <w:r>
+        <w:t xml:space="preserve">put the note after the answer, not between them.</w:t>
+      </w:r>
+    </w:p>
+    <w:p>
+      <w:pPr>
+        <w:pStyle w:val="BodyText"/>
+      </w:pPr>
+      <w:r>
+        <w:t xml:space="preserve">A reader who has just finished a section is ready to use material about it.</w:t>
+      </w:r>
+      <w:r>
+        <w:t xml:space="preserve"> </w:t>
+      </w:r>
+      <w:r>
+        <w:t xml:space="preserve">The same reader at the end of the document must guess which link goes with which section,</w:t>
+      </w:r>
+      <w:r>
+        <w:t xml:space="preserve"> </w:t>
+      </w:r>
+      <w:r>
+        <w:t xml:space="preserve">and may never reach the list.</w:t>
+      </w:r>
+    </w:p>
+    <w:p>
+      <w:pPr>
+        <w:pStyle w:val="BodyText"/>
+      </w:pPr>
+      <w:r>
+        <w:t xml:space="preserve">For each link:</w:t>
+      </w:r>
+    </w:p>
+    <w:p>
+      <w:pPr>
+        <w:pStyle w:val="Compact"/>
+        <w:numPr>
+          <w:ilvl w:val="0"/>
+          <w:numId w:val="1011"/>
+        </w:numPr>
+      </w:pPr>
+      <w:r>
+        <w:t xml:space="preserve">Write one line, such as</w:t>
+      </w:r>
+      <w:r>
+        <w:t xml:space="preserve"> </w:t>
+      </w:r>
+      <w:r>
+        <w:t xml:space="preserve">“Video: Weinberger derives the descent direction (from 3:09).”</w:t>
+      </w:r>
+    </w:p>
+    <w:p>
+      <w:pPr>
+        <w:pStyle w:val="Compact"/>
+        <w:numPr>
+          <w:ilvl w:val="0"/>
+          <w:numId w:val="1011"/>
+        </w:numPr>
+      </w:pPr>
+      <w:r>
+        <w:t xml:space="preserve">Name the speaker and say what the material shows, in simple, literal words.</w:t>
+      </w:r>
+    </w:p>
+    <w:p>
+      <w:pPr>
+        <w:pStyle w:val="Compact"/>
+        <w:numPr>
+          <w:ilvl w:val="0"/>
+          <w:numId w:val="1011"/>
+        </w:numPr>
+      </w:pPr>
+      <w:r>
+        <w:t xml:space="preserve">Link the exact start time when the material covers more than the topic.</w:t>
+      </w:r>
+    </w:p>
+    <w:p>
+      <w:pPr>
+        <w:pStyle w:val="Compact"/>
+        <w:numPr>
+          <w:ilvl w:val="0"/>
+          <w:numId w:val="1011"/>
+        </w:numPr>
+      </w:pPr>
+      <w:r>
         <w:t xml:space="preserve">Cite the source.</w:t>
       </w:r>
     </w:p>
@@ -1997,7 +2499,60 @@
         <w:t xml:space="preserve">Do not link private repositories, such as ones that hold graded homework or exams.</w:t>
       </w:r>
     </w:p>
-    <w:bookmarkEnd w:id="24"/>
+    <w:bookmarkStart w:id="29" w:name="refs"/>
+    <w:bookmarkStart w:id="28" w:name="ref-lamport2019think"/>
+    <w:p>
+      <w:pPr>
+        <w:pStyle w:val="Bibliography"/>
+      </w:pPr>
+      <w:r>
+        <w:t xml:space="preserve">Lamport, Leslie. 2019.</w:t>
+      </w:r>
+      <w:r>
+        <w:t xml:space="preserve"> </w:t>
+      </w:r>
+      <w:r>
+        <w:rPr>
+          <w:i/>
+          <w:iCs/>
+        </w:rPr>
+        <w:t xml:space="preserve">Think and Write with</w:t>
+      </w:r>
+      <w:r>
+        <w:rPr>
+          <w:i/>
+          <w:iCs/>
+        </w:rPr>
+        <w:t xml:space="preserve"> </w:t>
+      </w:r>
+      <w:r>
+        <w:rPr>
+          <w:i/>
+          <w:iCs/>
+        </w:rPr>
+        <w:t xml:space="preserve">Leslie Lamport</w:t>
+      </w:r>
+      <w:r>
+        <w:t xml:space="preserve">. Podcast interview, Mentors.fm.</w:t>
+      </w:r>
+      <w:r>
+        <w:t xml:space="preserve"> </w:t>
+      </w:r>
+      <w:hyperlink r:id="rId27">
+        <w:r>
+          <w:rPr>
+            <w:rStyle w:val="Hyperlink"/>
+          </w:rPr>
+          <w:t xml:space="preserve">https://mentors.fm/2019/08/13/think-and-write-with-leslie-lamport/</w:t>
+        </w:r>
+      </w:hyperlink>
+      <w:r>
+        <w:t xml:space="preserve">.</w:t>
+      </w:r>
+    </w:p>
+    <w:bookmarkEnd w:id="28"/>
+    <w:bookmarkEnd w:id="29"/>
+    <w:bookmarkEnd w:id="30"/>
     <w:sectPr>
       <w:footnotePr>
         <w:numRestart w:val="eachSect"/>
@@ -2309,6 +2864,9 @@
     <w:abstractNumId w:val="991"/>
   </w:num>
   <w:num w:numId="1004">
+    <w:abstractNumId w:val="991"/>
+  </w:num>
+  <w:num w:numId="1005">
     <w:abstractNumId w:val="99411"/>
     <w:lvlOverride w:ilvl="0">
       <w:startOverride w:val="1"/>
@@ -2338,9 +2896,6 @@
       <w:startOverride w:val="1"/>
     </w:lvlOverride>
   </w:num>
-  <w:num w:numId="1005">
-    <w:abstractNumId w:val="991"/>
-  </w:num>
   <w:num w:numId="1006">
     <w:abstractNumId w:val="991"/>
   </w:num>
@@ -2348,6 +2903,15 @@
     <w:abstractNumId w:val="991"/>
   </w:num>
   <w:num w:numId="1008">
+    <w:abstractNumId w:val="991"/>
+  </w:num>
+  <w:num w:numId="1009">
+    <w:abstractNumId w:val="991"/>
+  </w:num>
+  <w:num w:numId="1010">
+    <w:abstractNumId w:val="991"/>
+  </w:num>
+  <w:num w:numId="1011">
     <w:abstractNumId w:val="991"/>
   </w:num>
 </w:numbering>
